--- a/Hoàn thành - doc/chapter 5 trò chơi 3.docx
+++ b/Hoàn thành - doc/chapter 5 trò chơi 3.docx
@@ -4,77 +4,110 @@
   <w:body>
     <w:p>
       <w:pPr>
-        <w:rPr>
-          <w:sz w:val="22"/>
-          <w:szCs w:val="22"/>
-        </w:rPr>
-      </w:pPr>
-      <w:r>
-        <w:rPr>
-          <w:sz w:val="22"/>
-          <w:szCs w:val="22"/>
-        </w:rPr>
-        <w:t>Ánh nắng ban mai của ngày thứ ba trên hòn đảo tư nhân bắt đầu bằng một bầu không khí đặc quánh dục vọng, khi tám sinh thể trần trụi lết những bước chân bệ rạc rời khỏi biệt thự để tiến sâu vào khu rừng nhiệt đới theo lệnh của Nanako. Theo đúng quy tắc trần trụi, họ phô bày toàn bộ những vùng thầm kín nhẵn nhụi vừa được cạo sạch lông dưới ánh mặt trời, để mặc cho những tán lá rừng ẩm ướt liên tục cà sát vào đôi gò bồng đảo căng tròn và những con cu đang dần cương cứng vì kích thích. Quy tắc kết nối được thực hiện triệt để khi Nanako, Hina, Aki và Riku vừa di chuyển vừa dùng tay nắm chặt lấy sự cứng cáp gân guốc của các chàng trai, trong khi Sota và Ando thô bạo dùng lực tay nhào nặn những bộ ngực vĩ đại khiến chúng tràn ra khỏi kẽ tay và rung lên bần bật theo từng bước chân leo núi. Khi đến được thác nước tự nhiên giữa rừng sâu, trò chơi "Nô lệ của tự nhiên" chính thức bắt đầu để tìm ra kẻ thua cuộc trong cuộc đua leo vách đá trơn trượt.</w:t>
-      </w:r>
-    </w:p>
-    <w:p>
-      <w:pPr>
-        <w:rPr>
-          <w:sz w:val="22"/>
-          <w:szCs w:val="22"/>
-        </w:rPr>
-      </w:pPr>
-      <w:r>
-        <w:rPr>
-          <w:sz w:val="22"/>
-          <w:szCs w:val="22"/>
-        </w:rPr>
-        <w:t>Riku và Yumi, do thể lực cạn kiệt sau những đêm hành hoan, đã trở thành những vật tế thần đầu tiên của ngày mới. Hana, người hầu dâm mị với bộ ngực vĩ đại đang rỉ sữa sau lớp tạp dề, lặng lẽ tiến tới dùng những dải lụa mềm mại để xích chặt đôi tay của hai cô gái vào một gốc cây cổ thụ lớn. Riku và Yumi bị ép phải đứng trong tư thế banh rộng đôi chân, phô bày cái lồn hồng hào, nhẵn thín đang rỉ mật trước mặt cả nhóm. Hana mở những hũ mật ong rừng đặc quánh, đổ trực tiếp lên đỉnh hai bầu ngực căng tròn của các nô lệ, để dòng chất lỏng ngọt lịm chảy tràn qua vùng bụng phẳng lì và đọng lại thành vũng trong khe lồn đang co thắt vì nhục nhã.</w:t>
-      </w:r>
-    </w:p>
-    <w:p>
-      <w:pPr>
-        <w:rPr>
-          <w:sz w:val="22"/>
-          <w:szCs w:val="22"/>
-        </w:rPr>
-      </w:pPr>
-      <w:r>
-        <w:rPr>
-          <w:sz w:val="22"/>
-          <w:szCs w:val="22"/>
-        </w:rPr>
-        <w:t>Ngay lập tức, sáu người còn lại cùng Hana nhào tới như những sinh vật nguyên thủy; Sota và Ando quỳ thụp xuống sàn đất dính nhớp, dùng lưỡi liếm láp điên cuồng thứ hỗn hợp dâm mị giữa mật ong và nước lồn tiết ra không ngừng. Hana vừa cầm máy quay phim ghi lại cận cảnh những vệt dịch thể bắn tung tóe cho Aki, vừa dùng chiếc lưỡi mặn mà của mình "thanh tẩy" vùng đùi trong của Riku. Tiếng rên rỉ gào thét của những kẻ bị xích hòa cùng tiếng thác nước đổ và tiếng thịt nện "bạch bạch" chát chúa khi các chàng trai bắt đầu dùng con cu đang rỉ nhựa của mình tấn công vào sự tự trọng cuối cùng của hai cô gái ngay giữa thiên nhiên hoang dã. Những nụ hôn hỗn loạn và những tiếng rên rỉ đòi hỏi vang vọng khắp không gian rừng già, nơi bản năng đã hoàn toàn nghiền nát mọi quy tắc, biến thác nước thành một thánh đường của sự trụy lạc tột cùng.</w:t>
-      </w:r>
-    </w:p>
-    <w:p>
-      <w:pPr>
-        <w:rPr>
-          <w:sz w:val="22"/>
-          <w:szCs w:val="22"/>
-        </w:rPr>
-      </w:pPr>
-      <w:r>
-        <w:rPr>
-          <w:sz w:val="22"/>
-          <w:szCs w:val="22"/>
-        </w:rPr>
-        <w:t>Cuộc hành hoan giữa rừng già kéo dài cho đến khi mặt trời đứng bóng, khiến cơ thể của Riku và Yumi run rẩy dữ dội dưới những sợi dây lụa siết chặt. Nanako, vẫn trong cơn hưng phấn của kẻ điều khiển, ra lệnh cho cả nhóm quay trở về biệt thự để chuẩn bị cho màn "Vật tế dâm dục" khi màn đêm buông xuống. Theo quy tắc kết nối, họ di chuyển dọc theo con suối, nơi những đôi bàn tay thô bạo của các chàng trai không ngừng nhồi nhét hai bầu ngực vĩ đại của bốn cô gái, khiến chúng căng tròn và tràn ra ngoài kẽ tay. Khi bóng tối dần bao trùm hòn đảo tư nhân, biệt thự của Aki lại rực sáng dưới ánh đèn vàng mờ ảo, khởi đầu cho một đêm tận diệt lý trí mới.</w:t>
-      </w:r>
-    </w:p>
-    <w:p>
-      <w:pPr>
-        <w:rPr>
-          <w:sz w:val="22"/>
-          <w:szCs w:val="22"/>
-        </w:rPr>
-      </w:pPr>
-      <w:r>
-        <w:rPr>
-          <w:sz w:val="22"/>
-          <w:szCs w:val="22"/>
-        </w:rPr>
-        <w:t xml:space="preserve">Trong sảnh gương lớn, Hana lặng lẽ thiết lập hệ thống máy quay và ánh đèn theo lệnh của Aki, trong khi chín cơ thể trần trụi bắt đầu quấn lấy nhau thành một khối thịt khổng lồ dưới những tấm gương phản chiếu trọn vẹn sự nhơ nhuốc. Nanako nằm ở trung tâm, đôi chân dang rộng đầy ngạo nghễ, để Sota và Ren đồng loạt công phá từ hai phía, tạo nên tiếng thịt nện "bạch bạch" chát chúa vang vọng khắp phòng. Theo quy tắc phô dâm, mỗi khi thực hiện một tư thế biến thái, họ đều phải hướng về phía ống kính của </w:t>
+        <w:pBdr>
+          <w:bottom w:val="single" w:sz="6" w:space="1" w:color="auto"/>
+        </w:pBdr>
+        <w:rPr>
+          <w:sz w:val="22"/>
+          <w:szCs w:val="22"/>
+        </w:rPr>
+      </w:pPr>
+      <w:r>
+        <w:rPr>
+          <w:sz w:val="22"/>
+          <w:szCs w:val="22"/>
+        </w:rPr>
+        <w:t>Dưới những tấm gương lớn ốp sát trần nhà của căn biệt thự xa hoa, ánh nắng 10 giờ sáng không mang theo sự tươi mới mà lại rọi thẳng vào một cảnh tượng trụy lạc đến nghẹt thở. Một khối thịt khổng lồ gồm tám cơ thể đang quấn chặt lấy nhau, bất động trong sự kiệt quệ sau một đêm dài bị bản năng giày vò. Không gian đặc quánh mùi hương của sự nhơ nhuốc: mùi tinh dịch nồng nặc đã bắt đầu khô lại trên da thịt, mùi mồ hôi mặn chát của những sinh viên trẻ tuổi, hòa quyện với hương tinh dầu đàn hương nồng nặc đến mức có thể nếm được vị đắng chát trên đầu lưỡi.</w:t>
+      </w:r>
+    </w:p>
+    <w:p>
+      <w:pPr>
+        <w:pBdr>
+          <w:bottom w:val="single" w:sz="6" w:space="1" w:color="auto"/>
+        </w:pBdr>
+        <w:rPr>
+          <w:sz w:val="22"/>
+          <w:szCs w:val="22"/>
+        </w:rPr>
+      </w:pPr>
+      <w:r>
+        <w:rPr>
+          <w:sz w:val="22"/>
+          <w:szCs w:val="22"/>
+        </w:rPr>
+        <w:t>Aki, nàng tiểu thư chủ nhân hòn đảo, là người đầu tiên mở mắt. Nhưng ngay cả hơi thở của cô cũng trở nên nặng nề khi cảm nhận được sự chiếm hữu không rời của đồng đội. Hai bầu ngực vĩ đại, trắng nõn của cô đang bị bàn tay gân guốc của Sota và Ando bóp chặt ngay cả trong giấc ngủ. Những ngón tay của hai chàng trai lún sâu vào khối thịt mềm mại, khiến hai núm vú đỏ lựng vì bị ức chế tuần hoàn suốt đêm dài, giờ đây trông như hai hạt mầm chín mọng chực chờ phun trào. Ở phía dưới, Yumi vẫn còn chìm trong cơn mộng mị dâm đãng; khuôn mặt thanh tú của cô áp sát vào kẽ đùi đầy dịch thể của Aki, chiếc lưỡi thỉnh thoảng lại đưa ra theo bản năng để liếm lấy chút nước lồn còn sót lại đang đóng vảy trên làn da mịn màng của nàng tiểu thư.</w:t>
+      </w:r>
+    </w:p>
+    <w:p>
+      <w:pPr>
+        <w:pBdr>
+          <w:bottom w:val="single" w:sz="6" w:space="1" w:color="auto"/>
+        </w:pBdr>
+        <w:rPr>
+          <w:sz w:val="22"/>
+          <w:szCs w:val="22"/>
+        </w:rPr>
+      </w:pPr>
+      <w:r>
+        <w:rPr>
+          <w:sz w:val="22"/>
+          <w:szCs w:val="22"/>
+        </w:rPr>
+        <w:t>Đúng lúc đó, Nanako rướn người dậy từ trung tâm bãi dịch thể. Đôi chân dài miên man của nàng vẫn còn dang rộng đầy ngạo nghễ, để lộ cái lồn hồng hào đã bắt đầu sưng tấy sau những cú thúc thô bạo từ hai phía. Nàng khẽ rùng mình khi cảm nhận được sự cứng cáp của Ren vẫn còn kẹt chặt giữa hai kẽ mông mình; một sự kết nối nhơ nhuốc khiến nàng cảm thấy vừa đầy đặn vừa trống rỗng khi chàng trai khẽ cựa mình. Bên cạnh họ, Hina và Riku nằm chồng chất lên nhau theo đúng điều luật số sáu của nhóm. Hina, dù đang ngủ sâu, nhưng khóe miệng vẫn không rời khỏi một bên đầu ti của Riku, trong khi đôi chân thon dài của Riku quắp chặt lấy hông Ando như một loài dây leo đang khao khát nhựa sống.</w:t>
+      </w:r>
+    </w:p>
+    <w:p>
+      <w:pPr>
+        <w:pBdr>
+          <w:bottom w:val="single" w:sz="6" w:space="1" w:color="auto"/>
+        </w:pBdr>
+        <w:rPr>
+          <w:sz w:val="22"/>
+          <w:szCs w:val="22"/>
+        </w:rPr>
+      </w:pPr>
+      <w:r>
+        <w:rPr>
+          <w:sz w:val="22"/>
+          <w:szCs w:val="22"/>
+        </w:rPr>
+        <w:t>Sự tĩnh lặng của thánh đường dục vọng bị phá vỡ bởi tiếng bước chân bết dính của Hana. Người hầu trung thành lặng lẽ di chuyển qua những mảnh gương vỡ và những vũng dịch thể loang lổ trên sàn gỗ đắt tiền. Chị cầm theo một khay rượu mạnh và những chiếc khăn thấm tinh dầu cay nồng. Với đôi tay điêu luyện và đôi mắt mặn mà đã chứng kiến mọi sự dâm tục, Hana bắt đầu nghi thức đánh thức những giác quan đang ngủ quên. Chị cúi xuống, dùng chiếc khăn thấm rượu lau nhẹ qua bầu ngực của Nanako, hơi lạnh và mùi cồn lập tức khiến nàng thủ lĩnh giật mình, đôi núm vú nhạy cảm dựng đứng lên ngay lập tức dưới ánh nắng.</w:t>
+      </w:r>
+    </w:p>
+    <w:p>
+      <w:pPr>
+        <w:pBdr>
+          <w:bottom w:val="single" w:sz="6" w:space="1" w:color="auto"/>
+        </w:pBdr>
+        <w:rPr>
+          <w:sz w:val="22"/>
+          <w:szCs w:val="22"/>
+        </w:rPr>
+      </w:pPr>
+      <w:r>
+        <w:rPr>
+          <w:sz w:val="22"/>
+          <w:szCs w:val="22"/>
+        </w:rPr>
+        <w:t>Sota, sau khi liếm sạch những vệt tinh đặc còn dính trên xương quai xanh của Aki, thô bạo kéo nàng đứng dậy. Sự va chạm xác thịt chát chúa vang lên khi đôi gò bồng đảo căng tròn của Aki đập mạnh vào lồng ngực gân guốc, đầy mồ hôi của Sota. Theo Quy tắc Kết nối, Aki lập tức đưa tay nắm chặt lấy con cu đang dần thức tỉnh, cương cứng và rỉ nhựa của Sota. Trong khi đó, bàn tay còn lại của cậu bóp chặt lấy bầu vú vĩ đại của nàng, các ngón tay ấn sâu đến mức để lại những vệt đỏ lằn trên da thịt trắng sứ. Họ nhìn nhau, đôi mắt đờ đẫn không còn chút tự trọng nào, chỉ còn lại ngọn lửa dục vọng đang bắt đầu nhen nhóm cho một vòng tuần hoàn mới.</w:t>
+      </w:r>
+    </w:p>
+    <w:p>
+      <w:pPr>
+        <w:pBdr>
+          <w:bottom w:val="single" w:sz="6" w:space="1" w:color="auto"/>
+        </w:pBdr>
+        <w:rPr>
+          <w:sz w:val="22"/>
+          <w:szCs w:val="22"/>
+        </w:rPr>
+      </w:pPr>
+      <w:r>
+        <w:rPr>
+          <w:sz w:val="22"/>
+          <w:szCs w:val="22"/>
+        </w:rPr>
+        <w:t xml:space="preserve">Sự bết dính của các loại dịch thể đã khô lại tạo thành một lớp màng mỏng vây lấy làn da của cả nhóm, khiến mỗi cử động tách rời đều phát ra những tiếng "tách" nhỏ đầy dâm mị. Sota thở hắt ra một hơi nồng nặc mùi rượu, cậu không buông Aki ra mà ngược lại, dùng lực cánh tay cơ bắp nhấc bổng nàng tiểu </w:t>
       </w:r>
       <w:r>
         <w:rPr>
@@ -82,86 +115,147 @@
           <w:szCs w:val="22"/>
         </w:rPr>
         <w:lastRenderedPageBreak/>
-        <w:t>Hana; Hina và Riku bị ép chặt vào tấm gương lớn trên tường, vừa phục vụ lẫn nhau bằng những nụ hôn hỗn loạn, vừa gào lên yêu cầu các chàng trai phải đâm mạnh hơn để nghiền nát sự tự trọng cuối cùng.</w:t>
-      </w:r>
-    </w:p>
-    <w:p>
-      <w:pPr>
-        <w:rPr>
-          <w:sz w:val="22"/>
-          <w:szCs w:val="22"/>
-        </w:rPr>
-      </w:pPr>
-      <w:r>
-        <w:rPr>
-          <w:sz w:val="22"/>
-          <w:szCs w:val="22"/>
-        </w:rPr>
-        <w:t>Hana di chuyển như một bóng ma trung thành, ống kính máy quay tập trung cận cảnh vào những vùng thầm kín nhẵn nhụi đang rỉ mật và những vệt dịch thể bắn tung tóe lên mặt gương. Sự trụy lạc đạt đến đỉnh điểm khi các chàng trai thực hiện điều luật số năm ngay trước ống kính; những dòng thác trắng nóng hổi đồng loạt bắn vọt ra, phủ kín gương mặt và bầu ngực của các cô gái, tạo nên một cảnh tượng nhầy nhụa và nhơ nhuốc hơn bao giờ hết. Hana lặng lẽ tiến tới, dùng những dải lụa mềm mại thấm rượu để lau sơ qua những gương mặt đang đờ đẫn vì khoái cảm, trong khi bầu ngực vĩ đại của chị không ngừng rỉ sữa, hòa quyện với mùi tinh dịch và hương tinh dầu đặc quánh trong không gian. Cả nhóm lịm đi trong sự kiệt quệ tột cùng trên lớp nệm sofa loang lổ dịch thể, nằm chồng chất lên nhau theo đúng điều luật số sáu để bản năng nguyên thủy dẫn dắt vào giấc ngủ, chuẩn bị cho cuộc đi săn xác thịt vào sáng hôm sau.</w:t>
-      </w:r>
-    </w:p>
-    <w:p>
-      <w:pPr>
-        <w:rPr>
-          <w:sz w:val="22"/>
-          <w:szCs w:val="22"/>
-        </w:rPr>
-      </w:pPr>
-      <w:r>
-        <w:rPr>
-          <w:sz w:val="22"/>
-          <w:szCs w:val="22"/>
-        </w:rPr>
-        <w:t>Khi ánh nắng gay gắt của ngày thứ tư xuyên thấu qua những tấm gương lớn, đánh thức chín cơ thể nhầy nhụa đang nằm chồng chất lên nhau, Nanako tuyên bố bắt đầu cuộc đi săn xác thịt "The Human Hunt" đầy biến thái. Bốn cô gái Nanako, Hina, Aki và Yumi được cho mười phút để trần trụi 100% lẩn trốn vào các ngóc ngách của hòn đảo tư nhân, nơi những tán lá rừng ẩm ướt liên tục cà sát vào đôi vú vĩ đại và những cái lồn hồng hào vừa được cạo sạch lông của họ. Theo quy tắc trần trụi, họ không được phép dùng bất cứ thứ gì che đậy, để mặc cho làn da trắng nõn phơi bày trước ánh mặt trời rực rỡ.</w:t>
-      </w:r>
-    </w:p>
-    <w:p>
-      <w:pPr>
-        <w:rPr>
-          <w:sz w:val="22"/>
-          <w:szCs w:val="22"/>
-        </w:rPr>
-      </w:pPr>
-      <w:r>
-        <w:rPr>
-          <w:sz w:val="22"/>
-          <w:szCs w:val="22"/>
-        </w:rPr>
-        <w:t>Tiếng gào rú hưng phấn của Sota, Ando, Ren và Riku vang vọng khắp bãi biển khi họ bắt đầu cuộc truy đuổi. Aki là người bị bắt đầu tiên ngay tại mạn tàu du thuyền; cô bị Ando thô bạo ép chặt vào lan can inox, đôi tay anh bóp mạnh vào bộ ngực căng tròn khiến chúng tràn ra khỏi kẽ tay và rung lên bần bật theo từng cú thở dốc. Ngay lập tức, theo quy tắc phục vụ, Aki bị biến thành một "cỗ máy chứa tinh" tập thể; cô quỳ xuống sàn tàu dính nhớp mồ hôi, dùng miệng "thanh tẩy" triệt để sự cứng cáp đang rỉ nhựa của cả bốn chàng trai trong khi Hana lặng lẽ cầm máy quay ghi lại cận cảnh những vệt dịch thể bắn tung tóe.</w:t>
-      </w:r>
-    </w:p>
-    <w:p>
-      <w:pPr>
-        <w:rPr>
-          <w:sz w:val="22"/>
-          <w:szCs w:val="22"/>
-        </w:rPr>
-      </w:pPr>
-      <w:r>
-        <w:rPr>
-          <w:sz w:val="22"/>
-          <w:szCs w:val="22"/>
-        </w:rPr>
-        <w:t>Đến buổi chiều, khi cơn bão xác thịt từ cuộc đi săn đã vắt kiệt sức lực các cô gái, cả nhóm lết những bước chân bệ rạc về phía bàn ăn lộ thiên để bắt đầu "Bữa tiệc của Sữa và Tinh dịch". Hana, với bầu ngực vĩ đại đang rỉ ra những giọt sữa trắng ngần hòa quyện cùng mồ hôi mặn chát, nằm ngửa trên bàn dài đóng vai trò là khay chứa thức ăn sống động. Nanako và Hina hào hứng dùng những miếng sushi quét trực tiếp lên lớp nước sữa đang đọng lại trong hố rốn và cái lồn nhẵn nhụi của Hana, nơi dịch thể tuôn trào ra mọi nơi.</w:t>
-      </w:r>
-    </w:p>
-    <w:p>
-      <w:pPr>
-        <w:rPr>
-          <w:sz w:val="22"/>
-          <w:szCs w:val="22"/>
-        </w:rPr>
-      </w:pPr>
-      <w:r>
-        <w:rPr>
-          <w:sz w:val="22"/>
-          <w:szCs w:val="22"/>
-        </w:rPr>
-        <w:t>Các chàng trai phát điên khi thấy cảnh tượng đó; họ vừa húp trọn hỗn hợp sữa và rượu mạnh từ khe ngực sâu thẳm của Hana, vừa thực hiện quy tắc kết nối bằng cách dùng lực mạnh nhào nặn những bầu ngực vĩ đại của bạn gái ngay trên bàn tiệc. Những con cu gân guốc, sau một buổi sáng đi săn miệt mài, giờ đây lại được "thanh tẩy" bằng những dòng sữa nóng hổi từ ngực Hana và sự mút mát dâm mị của nhóm bạn trẻ. Không gian phòng ăn đặc quánh mùi tinh dịch, mùi sữa và hương tinh dầu, biến ngày thứ tư thành một vòng tuần hoàn dục vọng tột cùng, nơi chín con người hoàn toàn lịm đi trong sự nhơ nhuốc và kiệt quệ trên lớp sàn nhà loang lổ dịch thể.</w:t>
-      </w:r>
-    </w:p>
-    <w:p>
-      <w:pPr>
+        <w:t>thư lên. Đôi chân trần của Aki quắp chặt lấy hông Sota theo bản năng, khiến cái lồn hồng hào vừa được cạo nhẵn của nàng ép sát vào vùng bụng gân guốc của cậu, để lại một vệt nước nhờn dài loang lổ.</w:t>
+      </w:r>
+    </w:p>
+    <w:p>
+      <w:pPr>
+        <w:pBdr>
+          <w:bottom w:val="single" w:sz="6" w:space="1" w:color="auto"/>
+        </w:pBdr>
+        <w:rPr>
+          <w:sz w:val="22"/>
+          <w:szCs w:val="22"/>
+        </w:rPr>
+      </w:pPr>
+      <w:r>
+        <w:rPr>
+          <w:sz w:val="22"/>
+          <w:szCs w:val="22"/>
+        </w:rPr>
+        <w:t>Ở phía sau, Ando cũng không hề kém cạnh khi thô bạo thúc nhẹ đầu gối vào giữa hai khe đùi của Hina để đánh thức cô. Hina rên rỉ, đôi mắt vẫn còn lờ đờ vì thiếu ngủ nhưng tay đã nhanh chóng thực hiện Quy tắc Kết nối, mò mẫm trong bóng tối để nắm lấy con cu đang bắt đầu cương cứng của Ando. Cô dùng những ngón tay nhỏ nhắn mân mê phần quy đầu đang rỉ nhựa, cảm nhận độ nóng hổi và những mạch máu đang đập phập phồng dưới lớp da mỏng. Ando gầm gừ trong cổ họng, một tay túm lấy tóc Hina kéo ngược ra sau, tay kia bóp nghiến lấy bầu vú vĩ đại của cô, kéo căng đầu ti đỏ lựng lên như muốn vắt ra những giọt mật ngọt cuối cùng.</w:t>
+      </w:r>
+    </w:p>
+    <w:p>
+      <w:pPr>
+        <w:pBdr>
+          <w:bottom w:val="single" w:sz="6" w:space="1" w:color="auto"/>
+        </w:pBdr>
+        <w:rPr>
+          <w:sz w:val="22"/>
+          <w:szCs w:val="22"/>
+        </w:rPr>
+      </w:pPr>
+      <w:r>
+        <w:rPr>
+          <w:sz w:val="22"/>
+          <w:szCs w:val="22"/>
+        </w:rPr>
+        <w:t>Nanako, trong vai trò thủ lĩnh, bước xuống khỏi giường đầu tiên. Đôi chân nàng run rẩy vì dư âm của những cú thúc mãnh liệt đêm qua, nhưng ánh mắt nàng lại rực cháy sự khao khát phô diễn. Nàng nhìn quanh căn phòng, nơi những tấm gương phản chiếu tám cơ thể trần trụi đang quấn lấy nhau thành một dải thịt quằn quại. Nanako ra lệnh bằng một giọng khàn đặc vì rên rỉ: "Tất cả đứng dậy... Ra ban công. Hãy để hòn đảo này thấy chúng ta nhơ nhuốc thế nào."</w:t>
+      </w:r>
+    </w:p>
+    <w:p>
+      <w:pPr>
+        <w:pBdr>
+          <w:bottom w:val="single" w:sz="6" w:space="1" w:color="auto"/>
+        </w:pBdr>
+        <w:rPr>
+          <w:sz w:val="22"/>
+          <w:szCs w:val="22"/>
+        </w:rPr>
+      </w:pPr>
+      <w:r>
+        <w:rPr>
+          <w:sz w:val="22"/>
+          <w:szCs w:val="22"/>
+        </w:rPr>
+        <w:t>Cả nhóm lết những bước chân bệ rạc trên sàn gỗ dính nhớp. Tiếng chân trần bết dính tạo nên âm thanh dâm dục chát chúa vang vọng khắp hành lang biệt thự. Theo quy tắc di chuyển, Ren và Riku đi sát nhau, đôi tay họ không rời khỏi bộ phận sinh dục của đối phương. Riku vừa đi vừa dùng lưỡi liếm nhẹ lên vành tai của Ren, trong khi bàn tay Ren không ngừng nhồi nhét hai bầu ngực căng tròn của cô, khiến chúng rung lên bần bật theo từng bước đi bệ rạc.</w:t>
+      </w:r>
+    </w:p>
+    <w:p>
+      <w:pPr>
+        <w:pBdr>
+          <w:bottom w:val="single" w:sz="6" w:space="1" w:color="auto"/>
+        </w:pBdr>
+        <w:rPr>
+          <w:sz w:val="22"/>
+          <w:szCs w:val="22"/>
+        </w:rPr>
+      </w:pPr>
+      <w:r>
+        <w:rPr>
+          <w:sz w:val="22"/>
+          <w:szCs w:val="22"/>
+        </w:rPr>
+        <w:t>Khi Nanako đẩy tung cánh cửa kính sát trần dẫn ra ban công, luồng gió biển mặn chát của hòn đảo tư nhân ập vào, thổi trực tiếp lên những vùng thầm kín đang rỉ mật của bốn cô gái. Ánh nắng chói chang rọi thẳng vào những núm vú đang dựng đứng lên vì lạnh và kích thích. Họ đứng dàn hàng ngang ngay sát lan can inox sáng loáng, phô bày toàn bộ sự trần trụi 100% trước đại dương bao la.</w:t>
+      </w:r>
+    </w:p>
+    <w:p>
+      <w:pPr>
+        <w:pBdr>
+          <w:bottom w:val="single" w:sz="6" w:space="1" w:color="auto"/>
+        </w:pBdr>
+        <w:rPr>
+          <w:sz w:val="22"/>
+          <w:szCs w:val="22"/>
+        </w:rPr>
+      </w:pPr>
+      <w:r>
+        <w:rPr>
+          <w:sz w:val="22"/>
+          <w:szCs w:val="22"/>
+        </w:rPr>
+        <w:t>Aki ngửa cổ ra sau, để mặc cho Sota bóp mạnh bầu ngực vĩ đại của mình ngay trước không gian mở, trong khi tay nàng liên tục sục mạnh con cu của cậu để những giọt nước nhờn bắn vọt ra ngoài không trung. Hana lặng lẽ xuất hiện phía sau với chiếc máy quay phim trên tay, chị quỳ xuống, bắt đầu quay cận cảnh vào cái lồn nhẵn nhụi, hồng hào của Nanako đang co thắt liên tục khi nàng cảm nhận được sự phơi bày tột độ trước thiên nhiên. Những vệt tinh dịch khô trên đùi các cô gái lấp lánh dưới nắng như những món đồ trang sức nhơ nhuốc, minh chứng cho Quy tắc Dấu vết mà cả nhóm đang tôn thờ.</w:t>
+      </w:r>
+    </w:p>
+    <w:p>
+      <w:pPr>
+        <w:pBdr>
+          <w:bottom w:val="single" w:sz="6" w:space="1" w:color="auto"/>
+        </w:pBdr>
+        <w:rPr>
+          <w:sz w:val="22"/>
+          <w:szCs w:val="22"/>
+        </w:rPr>
+      </w:pPr>
+      <w:r>
+        <w:rPr>
+          <w:sz w:val="22"/>
+          <w:szCs w:val="22"/>
+        </w:rPr>
+        <w:t>Tiếng cười dâm đãng của Nanako hòa cùng tiếng sóng biển, báo hiệu cho một ngày hành hoan mới bắt đầu. Nàng quay lại nhìn Ando và Ren, ra lệnh cho hai chàng trai quỳ xuống để các cô gái thực hiện nghi thức "Chào buổi sáng" bằng miệng, ngay tại nơi gió biển đang thổi lồng lộng qua những cơ thể không một mảnh vải che thân</w:t>
+      </w:r>
+      <w:r>
+        <w:rPr>
+          <w:sz w:val="22"/>
+          <w:szCs w:val="22"/>
+        </w:rPr>
+        <w:t>.</w:t>
+      </w:r>
+    </w:p>
+    <w:p>
+      <w:pPr>
+        <w:pBdr>
+          <w:bottom w:val="single" w:sz="6" w:space="1" w:color="auto"/>
+        </w:pBdr>
+        <w:rPr>
+          <w:sz w:val="22"/>
+          <w:szCs w:val="22"/>
+        </w:rPr>
+      </w:pPr>
+      <w:r>
+        <w:rPr>
+          <w:sz w:val="22"/>
+          <w:szCs w:val="22"/>
+        </w:rPr>
+        <w:t>Tại ban công biệt thự, nơi ranh giới giữa sự sang trọng và sự trụy lạc bị xóa nhòa bởi ánh nắng gay gắt, nghi thức "Chào buổi sáng" bắt đầu diễn ra đầy nhơ nhuốc. Sota và Ando quỳ sụp xuống mặt sàn gạch men lạnh lẽo, nhưng đầu gối họ lại chạm vào những vệt dịch thể còn sót lại từ đêm qua trên lớp thảm ban công. Theo lệnh của Nanako, bốn cô gái đứng dàn hàng, đôi chân banh rộng để luồng gió biển lùa trực tiếp vào những cái lồn hồng hào, nhẵn nhụi.</w:t>
+      </w:r>
+    </w:p>
+    <w:p>
+      <w:pPr>
+        <w:pBdr>
+          <w:bottom w:val="single" w:sz="6" w:space="1" w:color="auto"/>
+        </w:pBdr>
         <w:rPr>
           <w:sz w:val="22"/>
           <w:szCs w:val="22"/>
@@ -173,161 +267,249 @@
           <w:szCs w:val="22"/>
         </w:rPr>
         <w:lastRenderedPageBreak/>
-        <w:t>Khi bình minh ngày thứ tư rọi những tia nắng gắt gỏng qua lớp kính biệt thự, chín cơ thể nhầy nhụa mồ hôi và dịch thể bắt đầu cựa mình giữa khối thịt khổng lồ đang nằm chồng chất lên nhau trên lớp nệm sofa bết dính. Nanako, với đôi mắt vẫn còn đờ đẫn sau đêm dài tận diệt lý trí, rướn người dậy đầy ngạo nghễ, tuyên bố bắt đầu cuộc đi săn xác thịt "The Human Hunt" – một trò chơi biến thái nhằm vắt kiệt bản năng của cả nhóm. Bốn cô gái Nanako, Hina, Aki và Yumi lập tức lao vào cuộc chơi trong tình trạng khỏa thân 100%, họ có mười phút để lẩn trốn vào những ngóc ngách hiểm hóc nhất của hòn đảo tư nhân. Làn da trắng nõn của họ phơi bày hoàn toàn dưới ánh mặt trời, và khi băng qua những bụi cây rậm rạp, những tán lá rừng ẩm ướt liên tục cà sát vào đôi vú vĩ đại đang rung rinh theo từng bước chạy, cùng với đó là cái lồn hồng hào vừa được cạo sạch lông liên tục bị kích thích bởi sự va chạm của thiên nhiên hoang dã.</w:t>
-      </w:r>
-    </w:p>
-    <w:p>
-      <w:pPr>
-        <w:rPr>
-          <w:sz w:val="22"/>
-          <w:szCs w:val="22"/>
-        </w:rPr>
-      </w:pPr>
-      <w:r>
-        <w:rPr>
-          <w:sz w:val="22"/>
-          <w:szCs w:val="22"/>
-        </w:rPr>
-        <w:t>Tiếng gào rú hưng phấn của Sota, Ando, Ren và Riku vang vọng từ bãi biển, báo hiệu cuộc truy đuổi tàn khốc chính thức bắt đầu. Aki là mục tiêu đầu tiên bị sa lưới ngay tại mạn tàu du thuyền; cô bị Ando thô bạo ép chặt vào lan can inox nóng bỏng, đôi tay gân guốc của anh bóp mạnh vào bộ ngực căng tròn khiến chúng tràn ra khỏi kẽ tay và rung lên bần bật theo từng cú thúc thô bạo. Tiếng thịt nện "bạch bạch" chát chúa vang lên giữa biển khơi khi theo quy tắc phục vụ, Aki bị biến thành một "cỗ máy chứa tinh" tập thể. Cô quỳ xuống sàn tàu dính nhớp mồ hôi, lần lượt dùng miệng "thanh tẩy" triệt để sự cứng cáp đang rỉ nhựa của cả bốn chàng trai, trong khi Hana lặng lẽ di chuyển xung quanh, ống kính máy quay tập trung cận cảnh vào những vệt dịch thể trắng đục bắn tung tóe lên khuôn mặt đang đờ đẫn vì khoái cảm của nàng tiểu thư.</w:t>
-      </w:r>
-    </w:p>
-    <w:p>
-      <w:pPr>
-        <w:rPr>
-          <w:sz w:val="22"/>
-          <w:szCs w:val="22"/>
-        </w:rPr>
-      </w:pPr>
-      <w:r>
-        <w:rPr>
-          <w:sz w:val="22"/>
-          <w:szCs w:val="22"/>
-        </w:rPr>
-        <w:t>Tại mạn tàu, sự trụy lạc dâng cao khi Sota và Ren không đợi đến lượt mà thô bạo túm lấy hai bầu ngực vĩ đại của Aki từ phía sau, nhào nặn chúng đến mức các núm vú đỏ lựng lên vì bị kích thích quá độ bởi hơi nóng của lan can và sự thô bạo của những ngón tay dâm dục. Aki, trong cơn mê muội, để mặc cho những dòng nước lồn tuôn trào dọc theo bắp đùi trắng nõn, hòa quyện với những hạt nước biển mặn chát bắn lên từ mạn thuyền. Mỗi khi một chàng trai đạt đỉnh, họ lại ép cô phải nuốt trọn những dòng thác trắng nóng hổi, trong khi những con cu gân guốc khác liên tục va chạm vào bầu ngực và khuôn mặt cô, tạo nên một cảnh tượng nhầy nhụa không thể tách rời.</w:t>
-      </w:r>
-    </w:p>
-    <w:p>
-      <w:pPr>
-        <w:rPr>
-          <w:sz w:val="22"/>
-          <w:szCs w:val="22"/>
-        </w:rPr>
-      </w:pPr>
-      <w:r>
-        <w:rPr>
-          <w:sz w:val="22"/>
-          <w:szCs w:val="22"/>
-        </w:rPr>
-        <w:t>Trong lúc đó, cuộc truy lùng lan rộng vào sâu trong rừng già, nơi Nanako và Hina đang ẩn nấp sau những hốc đá ẩm ướt. Sota và Ren, với con cu cứng ngắc ngạo nghễ dẫn đường, nhanh chóng phát hiện ra dấu vết dịch thể dâm mị còn sót lại trên những phiến lá mà các cô gái đã vô tình để lại khi vùng kín nhẵn nhụi của họ cà sát vào cỏ cây. Khi bị bắt gọn, Nanako không hề sợ hãi mà còn ưỡn bộ ngực vĩ đại của mình ra đầy thách thức; Sota lập tức nắm lấy hai bầu ngực căng tròn đó, nhào nặn thô bạo đến mức chúng tràn ra ngoài kẽ tay và rung lên bần bật theo từng nhịp thở dốc của anh ta.</w:t>
-      </w:r>
-    </w:p>
-    <w:p>
-      <w:pPr>
-        <w:rPr>
-          <w:sz w:val="22"/>
-          <w:szCs w:val="22"/>
-        </w:rPr>
-      </w:pPr>
-      <w:r>
-        <w:rPr>
-          <w:sz w:val="22"/>
-          <w:szCs w:val="22"/>
-        </w:rPr>
-        <w:t xml:space="preserve">Tại một phiến đá lớn bên suối, Hina bị Riku và Ando khống chế trong tư thế quỳ sụp, phô bày toàn bộ cái lồn hồng hào vừa được cạo sạch lông trước ống kính của Hana. Họ không ngần ngại thực hiện những cú thúc đầy bản năng, khiến những bộ ngực to và con cu cứ tung tăng va chạm vào nhau chát chúa giữa tiếng suối chảy rì rào. Những tiếng rên rỉ gào thét của các cô gái khi bị các chàng trai đồng loạt công phá từ nhiều phía hòa cùng mùi mồ hôi mặn chát và hương tinh dầu đặc quánh. Mọi cử động, từng giọt tinh dịch bắn tung tóe lên làn da bóng loáng hay những vệt mật ngọt rỉ ra từ vùng thầm kín đều được Hana </w:t>
-      </w:r>
+        <w:t>Hina, với khả năng bắn nước lồn (squirt) thiên phú, là người đầu tiên bị Nanako và Yumi "tấn công". Hai cô gái quỳ hai bên, mỗi người dùng một bàn tay bóp mạnh vào bầu ngực vĩ đại của Hina, kéo căng đầu ti đỏ lựng ra hai hướng khác nhau. Nanako vừa dùng lưỡi mút lấy hột le đang sưng tấy của Hina, vừa ra lệnh cho Ando ngước mặt lên. Dưới sự kích thích tột độ từ hai phía, cái lồn của Hina bắt đầu co thắt dữ dội; một dòng nước lồn trong suốt, nóng hổi bắn vọt ra từ khe bướm nhẵn nhụi, phun thẳng vào mặt và miệng của Ando đang há sẵn. Ando không bỏ lỡ một giọt nào, anh dùng lưỡi liếm sạch thứ chất lỏng mặn mòi đó trên môi, trong khi tay vẫn không ngừng bóp mạnh vào mông của Hina để thúc ép dòng chảy phun ra mạnh hơn.</w:t>
+      </w:r>
+    </w:p>
+    <w:p>
+      <w:pPr>
+        <w:pBdr>
+          <w:bottom w:val="single" w:sz="6" w:space="1" w:color="auto"/>
+        </w:pBdr>
+        <w:rPr>
+          <w:sz w:val="22"/>
+          <w:szCs w:val="22"/>
+        </w:rPr>
+      </w:pPr>
+      <w:r>
+        <w:rPr>
+          <w:sz w:val="22"/>
+          <w:szCs w:val="22"/>
+        </w:rPr>
+        <w:t>Phía bên cạnh, Aki ngửa người ra lan can, để mặc cho Sota vùi mặt vào giữa hai bầu ngực đồ sộ của mình. Sota hít hà mùi mồ hôi trộn lẫn mùi tinh dầu nồng nặc trên da thịt nàng tiểu thư, đôi môi cậu ngậm chặt lấy đầu ti cứng ngắt như đá của Aki mà day nghiến bạo lực. Aki rên rỉ, âm thanh dâm đãng vang vọng ra tận bờ biển, đôi tay nàng nắm chặt lấy con cu gân guốc của Sota, sục mạnh đến mức những tia nước nhờn bắn lên lan can inox sáng choáng. Theo Quy tắc Vệ sinh, Aki yêu cầu Yumi cúi xuống liếm sạch những giọt nước nhờn đó trực tiếp trên lan can, tạo nên một cảnh tượng phô dâm không thể nhơ nhuốc hơn dưới máy quay của Hana.</w:t>
+      </w:r>
+    </w:p>
+    <w:p>
+      <w:pPr>
+        <w:pBdr>
+          <w:bottom w:val="single" w:sz="6" w:space="1" w:color="auto"/>
+        </w:pBdr>
+        <w:rPr>
+          <w:sz w:val="22"/>
+          <w:szCs w:val="22"/>
+        </w:rPr>
+      </w:pPr>
+      <w:r>
+        <w:rPr>
+          <w:sz w:val="22"/>
+          <w:szCs w:val="22"/>
+        </w:rPr>
+        <w:t>Hana lúc này không còn đứng yên. Chị quỳ sát bên cạnh chân Nanako, ống kính máy quay dí sát vào tận lỗ lồn đang rỉ mật của nàng thủ lĩnh để bắt trọn từng nhịp đập của thớ thịt hồng hào. Nanako nhìn vào ống kính với đôi mắt đờ đẫn đầy khiêu khích, nàng dùng hai ngón tay tự banh rộng môi lồn của mình ra, để lộ sự nhạy cảm tột độ trước gió biển. Nàng ra lệnh cho Ren quỳ phía dưới, dùng lưỡi "thanh tẩy" toàn bộ vùng bẹn và đùi trong, nơi những vệt tinh dịch từ đêm trước đã khô lại thành những lớp vảy lấp lánh dưới nắng. Ren liếm láp một cách thèm thuồng, vị mặn của muối biển hòa cùng vị nồng của xác thịt tạo nên một thứ hương vị kích thích khiến con cu của anh cứng đến mức phát đau.</w:t>
+      </w:r>
+    </w:p>
+    <w:p>
+      <w:pPr>
+        <w:pBdr>
+          <w:bottom w:val="single" w:sz="6" w:space="1" w:color="auto"/>
+        </w:pBdr>
+        <w:rPr>
+          <w:sz w:val="22"/>
+          <w:szCs w:val="22"/>
+        </w:rPr>
+      </w:pPr>
+      <w:r>
+        <w:rPr>
+          <w:sz w:val="22"/>
+          <w:szCs w:val="22"/>
+        </w:rPr>
+        <w:t>Sự va chạm của da thịt, tiếng mút mát chát chúa và tiếng rên rỉ đòi hỏi đã biến ban công biệt thự thành một sân khấu của sự trụy lạc công khai. Tám sinh thể trần trụi không còn biết đến sự xấu hổ; họ tận hưởng cảm giác làn da nhẵn nhụi sau khi cạo sạch lông đang cọ xát vào nhau, để lại những vệt nước bọt và dịch thể loang lổ trên khắp cơ thể. Khi cơn hưng phấn buổi sáng đạt đến điểm nóng, Nanako mới cho phép cả nhóm rời khỏi ban công để tiến về phía cầu thang gỗ dẫn xuống tầng trệt.</w:t>
+      </w:r>
+    </w:p>
+    <w:p>
+      <w:pPr>
+        <w:pBdr>
+          <w:bottom w:val="single" w:sz="6" w:space="1" w:color="auto"/>
+        </w:pBdr>
+        <w:rPr>
+          <w:sz w:val="22"/>
+          <w:szCs w:val="22"/>
+        </w:rPr>
+      </w:pPr>
+      <w:r>
+        <w:rPr>
+          <w:sz w:val="22"/>
+          <w:szCs w:val="22"/>
+        </w:rPr>
+        <w:t>Từng bước di chuyển của họ là một sự tra tấn ngọt ngào đối với bản năng. Theo Quy tắc Kết nối, mỗi bước đi, các chàng trai phải dùng lực tay nhồi nhét bộ ngực của cô gái đi bên cạnh mình. Ando bóp mạnh đến mức bầu ngực của Hina biến dạng hoàn toàn giữa các kẽ ngón tay, trong khi Hina vừa đi vừa phải cúi người để ngậm lấy con cu đang lắc lư theo nhịp bước của anh. Những tiếng thịt nện "bạch bạch" vang lên đều đặn dọc hành lang, hòa cùng tiếng thở dốc nồng nặc mùi dục vọng, báo hiệu rằng hành trình đến phòng tắm lộ thiên sẽ còn kéo dài bởi những trò chơi biến thái mà Nanako đang nhen nhóm trong đầu</w:t>
+      </w:r>
+    </w:p>
+    <w:p>
+      <w:pPr>
+        <w:pBdr>
+          <w:bottom w:val="single" w:sz="6" w:space="1" w:color="auto"/>
+        </w:pBdr>
+        <w:rPr>
+          <w:sz w:val="22"/>
+          <w:szCs w:val="22"/>
+        </w:rPr>
+      </w:pPr>
+      <w:r>
+        <w:rPr>
+          <w:sz w:val="22"/>
+          <w:szCs w:val="22"/>
+        </w:rPr>
+        <w:t>Dọc theo hành lang gỗ bóng loáng dẫn về phía phòng tắm lộ thiên, Nanako bất ngờ dừng lại ngay trước ngưỡng cửa ngăn cách giữa sự tiện nghi của biệt thự và vẻ hoang dại của thiên nhiên. Nàng đứng đó, đôi chân dài miên man dang rộng, để mặc cho ánh nắng rọi thẳng vào vùng kín hồng hào đang rỉ mật. Ánh mắt nàng ánh lên vẻ tà mị khi nhìn xuống sàn nhà gỗ vốn đã dính nhớp những vệt dịch thể kéo dài từ phòng ngủ.</w:t>
+      </w:r>
+    </w:p>
+    <w:p>
+      <w:pPr>
+        <w:pBdr>
+          <w:bottom w:val="single" w:sz="6" w:space="1" w:color="auto"/>
+        </w:pBdr>
+        <w:rPr>
+          <w:sz w:val="22"/>
+          <w:szCs w:val="22"/>
+        </w:rPr>
+      </w:pPr>
       <w:r>
         <w:rPr>
           <w:sz w:val="22"/>
           <w:szCs w:val="22"/>
         </w:rPr>
         <w:lastRenderedPageBreak/>
-        <w:t>ghi lại với sự chi tiết trần trụi nhất, biến cuộc đi săn thành một bộ phim tài liệu về sự tận diệt của lý trí và sự lên ngôi của bản năng xác thịt nguyên thủy trên hòn đảo cô độc.</w:t>
-      </w:r>
-    </w:p>
-    <w:p>
-      <w:pPr>
-        <w:rPr>
-          <w:sz w:val="22"/>
-          <w:szCs w:val="22"/>
-        </w:rPr>
-      </w:pPr>
-      <w:r>
-        <w:rPr>
-          <w:sz w:val="22"/>
-          <w:szCs w:val="22"/>
-        </w:rPr>
-        <w:t>Cuộc truy đuổi xác thịt đạt đến cao trào khi Yumi bị Ren bắt được giữa thảm cỏ lau sát bìa rừng. Trong cơn hưng phấn tột độ của kẻ đi săn, Ren không chút do dự mà thô bạo nhấn chìm cô xuống lớp cỏ sắc cạnh, khiến làn da trắng nõn ở mông và lưng cô hằn lên những vết đỏ đầy kích thích. Theo quy tắc trần trụi, Yumi hoàn toàn không có gì che chắn, để mặc cho Ren nhào nặn hai bầu ngực vĩ đại của mình một cách điên cuồng; những khối thịt trắng mềm mại ấy bị bóp nghẹt, biến dạng và tràn qua kẽ tay anh ta, trong khi các núm vú nhạy cảm bị giày vò đến mức rỉ ra những giọt nước nhờn trong suốt. Tiếng thịt nện "bạch bạch" vang lên chát chúa giữa không gian tĩnh lặng của rừng già, hòa cùng tiếng thở dốc nồng nặc mùi dục vọng khi Ren liên tục dùng sự cứng cáp gân guốc của mình tấn công vào cái lồn hồng hào, nhẵn nhụi của cô.</w:t>
-      </w:r>
-    </w:p>
-    <w:p>
-      <w:pPr>
-        <w:rPr>
-          <w:sz w:val="22"/>
-          <w:szCs w:val="22"/>
-        </w:rPr>
-      </w:pPr>
-      <w:r>
-        <w:rPr>
-          <w:sz w:val="22"/>
-          <w:szCs w:val="22"/>
-        </w:rPr>
-        <w:t>Cách đó không xa, tại hốc đá bên bờ suối, Nanako và Hina đang bị Sota và Riku dồn vào thế bí. Thay vì chống cự, Nanako đầy ngạo nghễ chủ động quỳ xuống, đôi tay dâm mị nắm chặt lấy hai con cu đang rỉ nhựa của hai chàng trai, trong khi đôi chân nàng dang rộng để phô bày toàn bộ sự nhầy nhụa giữa hai khe đùi trước ống kính của Hana. Hana lặng lẽ tiến sát, ống kính máy quay tập trung cận cảnh vào sự va chạm tàn khốc giữa những vùng thầm kín nhẵn nhụi; nước lồn của các cô gái tuôn ra xối xả, hòa quyện với mồ hôi mặn chát chảy dọc theo rãnh bụng phẳng lì. Sota thô bạo túm lấy tóc Nanako, ép cô phải ngửa cổ đón nhận những cú thúc mãnh liệt, khiến hai bầu ngực căng tròn của cô tung tăng nhảy múa, va đập liên hồi vào lồng ngực gân guốc của anh ta tạo nên những âm thanh dâm ô tột độ.</w:t>
-      </w:r>
-    </w:p>
-    <w:p>
-      <w:pPr>
-        <w:rPr>
-          <w:sz w:val="22"/>
-          <w:szCs w:val="22"/>
-        </w:rPr>
-      </w:pPr>
-      <w:r>
-        <w:rPr>
-          <w:sz w:val="22"/>
-          <w:szCs w:val="22"/>
-        </w:rPr>
-        <w:t>Sự trụy lạc lan tỏa khắp mọi ngóc ngách, khi các cặp đôi liên tục hoán đổi vị trí và đối tượng theo bản năng nguyên thủy. Tại bãi cát vàng, Aki sau khi bị "thanh tẩy" bởi bốn chàng trai, giờ đây nằm đờ đẫn với cơ thể đầy vệt tinh dịch trắng đục khô khốc bám trên bụng và vú. Những con cu cứng ngắc của nhóm đàn ông không hề có dấu hiệu mệt mỏi, chúng ngạo nghễ vươn ra đón nắng, rung lên bần bật mỗi khi va chạm vào những bộ ngực to đang sũng nước biển của các cô gái. Mùi tinh dịch đặc quánh hòa cùng vị mặn của biển và hương thơm nồng từ những cái lồn đang mở rộng tạo thành một bầu không khí nghẹt thở.</w:t>
-      </w:r>
-    </w:p>
-    <w:p>
-      <w:pPr>
-        <w:rPr>
-          <w:sz w:val="22"/>
-          <w:szCs w:val="22"/>
-        </w:rPr>
-      </w:pPr>
-      <w:r>
-        <w:rPr>
-          <w:sz w:val="22"/>
-          <w:szCs w:val="22"/>
-        </w:rPr>
-        <w:t>Khi mặt trời đứng bóng, cả nhóm chín người lết những bước chân bệ rạc, cơ thể dính đầy cát, lá khô và dịch thể về phía bàn ăn lộ thiên để chuẩn bị cho "Bữa tiệc của Sữa và Tinh dịch". Hana, với đôi mắt mặn mà và bầu ngực vĩ đại đang rỉ sữa trắng ngần qua từng kẽ da, lặng lẽ nằm ngửa lên bàn, dang rộng đôi chân để mặc cho dịch thể từ vùng thầm kín nhẵn nhụi chảy tràn ra mặt gỗ. Chín sinh thể trần trụi quây quanh chiếc bàn, chuẩn bị cho một nghi thức dâm mị hơn, nơi ranh giới giữa thức ăn và xác thịt hoàn toàn biến mất trong sự kiệt quệ đầy khoái cảm của ngày thứ tư trên hòn đảo tội lỗi.</w:t>
-      </w:r>
-    </w:p>
-    <w:p>
-      <w:pPr>
-        <w:rPr>
-          <w:sz w:val="22"/>
-          <w:szCs w:val="22"/>
-        </w:rPr>
-      </w:pPr>
-      <w:r>
-        <w:rPr>
-          <w:sz w:val="22"/>
-          <w:szCs w:val="22"/>
-        </w:rPr>
-        <w:t>Khi mặt trời lên đến đỉnh điểm, thiêu đốt lớp da thịt trần trụi bết dính mồ hôi và cát biển, chín sinh thể dâm đãng bắt đầu bước vào nghi lễ trung tâm của ngày thứ tư: "Bữa tiệc của Sữa và Tinh dịch". Trên chiếc bàn dài bằng gỗ lim đen bóng loáng giữa sảnh lộ thiên, Hana nằm ngửa trong trạng thái khỏa thân hoàn toàn, đôi chân chị dang rộng hết cỡ để lộ cái lồn nhẵn nhụi, hồng hào đang rỉ mật liên tục. Điểm nhấn kinh khủng nhất chính là hai bầu ngực vĩ đại của Hana; dưới cái nóng và sự kích thích dồn nén, những tia sữa trắng ngần bắt đầu phun trào từ các núm vú đỏ lựng, chảy dọc theo mạn sườn xuống hố rốn và đọng lại thành một vũng nước dâm mị ngay giữa khe lồn nhầy nhụa của chị</w:t>
-      </w:r>
-      <w:r>
-        <w:rPr>
-          <w:sz w:val="22"/>
-          <w:szCs w:val="22"/>
-        </w:rPr>
-        <w:t>.</w:t>
-      </w:r>
-    </w:p>
-    <w:p>
-      <w:pPr>
+        <w:t>"Dừng lại hết cho tớ," Nanako ra lệnh bằng giọng khàn đặc đầy quyền uy. "Chúng ta sẽ không đi bộ vào phòng tắm. Theo quy tắc 'Ẩn nấp' và phục vụ, tất cả phải bò sát mặt đất. Và trước khi làn da nhẵn nhụi này được chạm vào nước, các cậu phải dùng lưỡi để 'dọn dẹp' lối đi cho nhau."</w:t>
+      </w:r>
+    </w:p>
+    <w:p>
+      <w:pPr>
+        <w:pBdr>
+          <w:bottom w:val="single" w:sz="6" w:space="1" w:color="auto"/>
+        </w:pBdr>
+        <w:rPr>
+          <w:sz w:val="22"/>
+          <w:szCs w:val="22"/>
+        </w:rPr>
+      </w:pPr>
+      <w:r>
+        <w:rPr>
+          <w:sz w:val="22"/>
+          <w:szCs w:val="22"/>
+        </w:rPr>
+        <w:t>Ngay lập tức, khối thịt tám người đổ sụp xuống mặt sàn. Theo sự phân công của Nanako, Hina và Riku bò phía trước, hai bộ ngực vĩ đại của họ ép sát xuống mặt gỗ lạnh lẽo, nhào nặn theo từng nhịp chuyển động của bả vai. Phía sau họ là Sota và Ando, hai chàng trai quỳ bò, nhưng môi họ không rời khỏi kẽ mông trắng ngần của hai cô gái. Mỗi khi Hina nhích lên một bước, Ando lại dùng lưỡi liếm sạch vệt nước lồn đang rỉ ra trên sàn nhà gỗ, một sự thanh tẩy đầy nhơ nhuốc để đảm bảo lối đi của họ luôn được "tráng" bằng nước bọt.</w:t>
+      </w:r>
+    </w:p>
+    <w:p>
+      <w:pPr>
+        <w:pBdr>
+          <w:bottom w:val="single" w:sz="6" w:space="1" w:color="auto"/>
+        </w:pBdr>
+        <w:rPr>
+          <w:sz w:val="22"/>
+          <w:szCs w:val="22"/>
+        </w:rPr>
+      </w:pPr>
+      <w:r>
+        <w:rPr>
+          <w:sz w:val="22"/>
+          <w:szCs w:val="22"/>
+        </w:rPr>
+        <w:t>Aki và Yumi bò song song phía sau, đôi tay họ không rời khỏi con cu đang cương cứng của Ren và Riku theo đúng Quy tắc Kết nối. Sự ma sát giữa làn da bụng nhẵn nhụi sau khi cạo sạch lông và mặt sàn gỗ tạo nên những âm thanh "sột soạt" dâm mị. Aki, với bản tính phô dâm tột độ, cố tình rướn cao mông, để lộ lỗ nhị hồng hào và cái lồn đang co thắt liên tục trước ống kính của Hana. Chị người hầu lặng lẽ bò theo bên cạnh, một tay cầm máy quay dí sát vào mặt sàn để bắt trọn cảnh tượng những chiếc lưỡi đang miệt mài liếm láp những vệt tinh dịch khô và nước dâm dọc lối đi.</w:t>
+      </w:r>
+    </w:p>
+    <w:p>
+      <w:pPr>
+        <w:pBdr>
+          <w:bottom w:val="single" w:sz="6" w:space="1" w:color="auto"/>
+        </w:pBdr>
+        <w:rPr>
+          <w:sz w:val="22"/>
+          <w:szCs w:val="22"/>
+        </w:rPr>
+      </w:pPr>
+      <w:r>
+        <w:rPr>
+          <w:sz w:val="22"/>
+          <w:szCs w:val="22"/>
+        </w:rPr>
+        <w:t>Tiếng rên rỉ đòi hỏi vang vọng khắp hành lang khi sự kích thích từ mặt sàn gỗ cứng và sự mơn trớn của đồng đội bắt đầu thiêu đốt lý trí. Khi cả nhóm tiến đến rìa bồn tắm đá lộ thiên, nơi những bức tường đá tự nhiên dựng đứng che chắn khỏi thế giới bên ngoài, Nanako mới cho phép họ đứng dậy. Nhưng trước khi nhảy vào dòng nước sục nóng hổi, nàng thiết lập trò chơi "Dòng thác trắng" để kiểm tra sự dâm đãng của các chàng trai sau một đêm dài.</w:t>
+      </w:r>
+    </w:p>
+    <w:p>
+      <w:pPr>
+        <w:pBdr>
+          <w:bottom w:val="single" w:sz="6" w:space="1" w:color="auto"/>
+        </w:pBdr>
+        <w:rPr>
+          <w:sz w:val="22"/>
+          <w:szCs w:val="22"/>
+        </w:rPr>
+      </w:pPr>
+      <w:r>
+        <w:rPr>
+          <w:sz w:val="22"/>
+          <w:szCs w:val="22"/>
+        </w:rPr>
+        <w:t>"Sota, Ando, Ren... đứng lên tảng đá kia," Nanako chỉ tay về phía khối đá granite lớn đặt sát mép bồn tắm. "Tiểu mạnh vào đó. Tớ muốn thấy dòng nước của các cậu phủ kín mặt đá trước khi các cô gái dùng cơ thể mình để lau sạch nó."</w:t>
+      </w:r>
+    </w:p>
+    <w:p>
+      <w:pPr>
+        <w:pBdr>
+          <w:bottom w:val="single" w:sz="6" w:space="1" w:color="auto"/>
+        </w:pBdr>
+        <w:rPr>
+          <w:sz w:val="22"/>
+          <w:szCs w:val="22"/>
+        </w:rPr>
+      </w:pPr>
+      <w:r>
+        <w:rPr>
+          <w:sz w:val="22"/>
+          <w:szCs w:val="22"/>
+        </w:rPr>
+        <w:t>Ba chàng trai bước lên mỏm đá đầy ngạo nghễ, con cu của họ dựng đứng, gân guốc vươn ra giữa không gian mở. Tiếng nước tiểu mạnh mẽ đập vào mặt đá vang lên rào rào hòa cùng tiếng cười dâm đãng của bốn cô gái đang quỳ phía dưới. Nanako và Hina không chịu đứng ngoài cuộc; họ đứng tựa lưng vào nhau trên đỉnh mỏm đá, hai chân dang rộng hết cỡ. Những dòng nước vàng nhạt từ hai cái lồn hồng hào bắn vọt ra ngoài không trung, hòa quyện với dòng thác trắng của các chàng trai, tạo thành một cơn mưa dịch thể nồng nặc mùi khai và mùi dục vọng phủ kín bề mặt tảng đá.</w:t>
+      </w:r>
+    </w:p>
+    <w:p>
+      <w:pPr>
+        <w:pBdr>
+          <w:bottom w:val="single" w:sz="6" w:space="1" w:color="auto"/>
+        </w:pBdr>
+        <w:rPr>
+          <w:sz w:val="22"/>
+          <w:szCs w:val="22"/>
+        </w:rPr>
+      </w:pPr>
+      <w:r>
+        <w:rPr>
+          <w:sz w:val="22"/>
+          <w:szCs w:val="22"/>
+        </w:rPr>
+        <w:t>Dưới cái nắng gắt, mùi nồng của nước tiểu và vị mặn mòi của xác thịt bốc lên, bao trùm lấy không gian phòng tắm đá. Theo Quy tắc Vệ sinh, sau khi "trò chơi" kết thúc, bốn cô gái không dùng nước để rửa mà dùng chính bộ ngực vĩ đại của mình áp sát vào mặt đá ướt đẫm nước tiểu đó, chà xát liên tục để "lau dọn". Những núm vú nhạy cảm dựng đứng lên khi chạm vào bề mặt đá thô ráp và chất lỏng ấm nóng, khiến họ rên lên trong sự khoái lạc tột cùng của sự hạ nhục và phô bày.</w:t>
+      </w:r>
+    </w:p>
+    <w:p>
+      <w:pPr>
+        <w:pBdr>
+          <w:bottom w:val="single" w:sz="6" w:space="1" w:color="auto"/>
+        </w:pBdr>
+        <w:rPr>
+          <w:sz w:val="22"/>
+          <w:szCs w:val="22"/>
+        </w:rPr>
+      </w:pPr>
+      <w:r>
+        <w:rPr>
+          <w:sz w:val="22"/>
+          <w:szCs w:val="22"/>
+        </w:rPr>
+        <w:t>Hana lặng lẽ tiến tới, cầm vòi sen xịt trực tiếp vào giữa khe lồn đang mở rộng của Nanako, làn nước mạnh mẽ đánh tan những dấu vết nhơ nhuốc cuối cùng, chuẩn bị cho một cuộc hành hoan mới trong bồn tắm sục</w:t>
+      </w:r>
+    </w:p>
+    <w:p>
+      <w:pPr>
+        <w:pBdr>
+          <w:bottom w:val="single" w:sz="6" w:space="1" w:color="auto"/>
+        </w:pBdr>
         <w:rPr>
           <w:sz w:val="22"/>
           <w:szCs w:val="22"/>
@@ -339,218 +521,285 @@
           <w:szCs w:val="22"/>
         </w:rPr>
         <w:lastRenderedPageBreak/>
-        <w:t>Trong bầu không khí đặc quánh mùi sữa, tinh dịch và hơi men nồng nặc của buổi xế chiều, mỗi nhân vật trên hòn đảo tư nhân đều bị cuốn vào một vòng xoáy dâm ô tột độ, nơi xác thịt trở thành thức ăn và khoái cảm trở thành lẽ sống duy nhất.</w:t>
-      </w:r>
-    </w:p>
-    <w:p>
-      <w:pPr>
-        <w:rPr>
-          <w:sz w:val="22"/>
-          <w:szCs w:val="22"/>
-        </w:rPr>
-      </w:pPr>
-      <w:r>
-        <w:rPr>
-          <w:sz w:val="22"/>
-          <w:szCs w:val="22"/>
-        </w:rPr>
-        <w:t>Hana nằm bất động trên mặt bàn gỗ đen bóng như một khối thịt trắng ngần bị tế sống. Hai bầu ngực vĩ đại của chị căng mọng đến mức những tia sữa trắng đục phun trào liên tục, chảy thành dòng dọc theo mạn sườn và đọng lại đặc quánh trong rãnh bụng phẳng lì. Cái lồn nhẵn nhụi vừa được cạo sạch của chị banh rộng hết cỡ, liên tục rỉ ra những dòng nước lồn dâm mị, hòa quyện với sữa tạo thành một hỗn hợp dịch thể nhầy nhụa bao phủ khắp vùng hạ bộ, mời gọi sự liếm láp điên cuồng của cả nhóm.</w:t>
-      </w:r>
-    </w:p>
-    <w:p>
-      <w:pPr>
-        <w:rPr>
-          <w:sz w:val="22"/>
-          <w:szCs w:val="22"/>
-        </w:rPr>
-      </w:pPr>
-      <w:r>
-        <w:rPr>
-          <w:sz w:val="22"/>
-          <w:szCs w:val="22"/>
-        </w:rPr>
-        <w:t>Nanako, với bản tính cầm đầu dâm đãng, là người khởi xướng sự nhơ nhuốc. Nàng quỳ ngay trên mặt bàn, đôi chân dang rộng phô bày cái lồn hồng hào đang co thắt liên hồi. Nanako thô bạo túm lấy đầu bùi của Sota, ép cậu ta phải bắn những dòng tinh dịch nóng hổi trực tiếp vào bầu ngực đang rỉ sữa của Hana, sau đó nàng dùng lưỡi liếm sạch thứ hỗn hợp trắng đục đó. Sota phát điên vì sự kích thích, anh ta một tay bóp mạnh vào bộ ngực căng tròn của Nanako khiến chúng tràn ra khỏi kẽ tay, một tay cầm một miếng cá hồi lớn quét trực tiếp vào kẽ lồn nhầy nhụa sữa của Hana rồi đút sâu vào miệng Nanako trong một nụ hôn hỗn loạn mùi xác thịt.</w:t>
-      </w:r>
-    </w:p>
-    <w:p>
-      <w:pPr>
-        <w:rPr>
-          <w:sz w:val="22"/>
-          <w:szCs w:val="22"/>
-        </w:rPr>
-      </w:pPr>
-      <w:r>
-        <w:rPr>
-          <w:sz w:val="22"/>
-          <w:szCs w:val="22"/>
-        </w:rPr>
-        <w:t>Aki và Ando tạo nên một cảnh tượng biến thái ngay sát mép bàn. Aki nằm ngửa, để mặc cho Ando dùng hai bầu vú vĩ đại của mình làm bát hứng rượu mạnh pha lẫn sữa từ ngực Hana. Ando thô bạo nhào nặn đôi gò bồng đảo của Aki đến mức chúng đỏ lựng lên, rồi anh ta dùng con cu cứng ngắc, gân guốc của mình đâm mạnh vào sự tự trọng của nàng tiểu thư. Tiếng thịt nện "bạch bạch" chát chúa vang lên liên hồi khi nước lồn của Aki bắn tung tóe lên mặt gỗ, hòa cùng những giọt sữa đang rỉ ra từ cơ thể người hầu.</w:t>
-      </w:r>
-    </w:p>
-    <w:p>
-      <w:pPr>
-        <w:rPr>
-          <w:sz w:val="22"/>
-          <w:szCs w:val="22"/>
-        </w:rPr>
-      </w:pPr>
-      <w:r>
-        <w:rPr>
-          <w:sz w:val="22"/>
-          <w:szCs w:val="22"/>
-        </w:rPr>
-        <w:t>Hina và Riku lại chìm đắm trong sự phô dâm tột cùng. Hina quỳ sụp dưới chân bàn, đôi tay dâm mị nắm lấy con cu đang rỉ nhựa của Riku và Ren. Nàng lần lượt ngậm chặt lấy những đầu khấc gân guốc, mút mát điên cuồng trong khi để mặc cho Ren dùng đôi bàn chân thô bạo chà xát vào hai bầu ngực vĩ đại của mình. Những núm vú nhạy cảm của Hina dựng đứng lên, bắn ra những tia nước dâm giữa không gian đặc quánh mùi tinh dịch. Ren vừa hưởng thụ sự mút mát của Hina, vừa dùng tay vục lấy sữa từ ngực Hana đổ lên đầu bùi của mình, tạo nên một cảnh tượng nhầy nhụa không thể tách rời.</w:t>
-      </w:r>
-    </w:p>
-    <w:p>
-      <w:pPr>
-        <w:rPr>
-          <w:sz w:val="22"/>
-          <w:szCs w:val="22"/>
-        </w:rPr>
-      </w:pPr>
-      <w:r>
-        <w:rPr>
-          <w:sz w:val="22"/>
-          <w:szCs w:val="22"/>
-        </w:rPr>
-        <w:t>Yumi và Riku phối hợp với nhau để "thanh tẩy" mọi vệt dịch thể bám trên cơ thể Hana. Yumi bò dọc theo thân hình trần trụi của người hầu, dùng chiếc lưỡi điêu luyện liếm sạch từ hố rốn xuống tận cái lồn đang mở rộng của Hana, nơi nước lồn và sữa đang tuôn trào ra mọi nơi. Riku đứng phía sau, đôi bàn tay không ngừng giày vò mông và vú của Yumi, khiến cơ thể nàng rung lên bần bật theo từng nhịp lưỡi.</w:t>
-      </w:r>
-    </w:p>
-    <w:p>
-      <w:pPr>
-        <w:rPr>
-          <w:sz w:val="22"/>
-          <w:szCs w:val="22"/>
-        </w:rPr>
-      </w:pPr>
-      <w:r>
-        <w:rPr>
-          <w:sz w:val="22"/>
-          <w:szCs w:val="22"/>
-        </w:rPr>
-        <w:t>Chín con người, hoàn toàn vứt bỏ sự tự trọng, quấn lấy nhau thành một khối thịt khổng lồ dính bết mồ hôi, sữa, tinh dịch và rượu mạnh. Những bộ ngực to và con cu cứ tung tăng va chạm, những vùng thầm kín nhẵn nhụi cọ xát vào nhau tạo nên một bản giao hưởng dâm ô tột cùng dưới ánh nắng chiều tà. Họ lịm đi trong sự kiệt quệ khoái cảm, nằm chồng chất lên nhau ngay trên bàn tiệc nhơ nhuốc, để mặc cho những dòng dịch thể tiếp tục tuôn trào và bám chặt lấy làn da trắng nõn của chín sinh thể dâm dục</w:t>
-      </w:r>
-    </w:p>
-    <w:p>
-      <w:pPr>
-        <w:rPr>
-          <w:sz w:val="22"/>
-          <w:szCs w:val="22"/>
-        </w:rPr>
-      </w:pPr>
+        <w:t>Gemini đã nói</w:t>
+      </w:r>
+    </w:p>
+    <w:p>
+      <w:pPr>
+        <w:pBdr>
+          <w:bottom w:val="single" w:sz="6" w:space="1" w:color="auto"/>
+        </w:pBdr>
+        <w:rPr>
+          <w:sz w:val="22"/>
+          <w:szCs w:val="22"/>
+        </w:rPr>
+      </w:pPr>
+      <w:r>
+        <w:rPr>
+          <w:sz w:val="22"/>
+          <w:szCs w:val="22"/>
+        </w:rPr>
+        <w:t>Làn nước ấm sục mạnh trong bồn tắm đá khổng lồ lập tức bị xáo trộn bởi sự đổ bộ của tám cơ thể trần trụi. Tiếng nước reo hò, hòa quyện với những tiếng thở dốc nồng nặc mùi dục vọng và tiếng cười dâm mị của Nanako, tạo nên một bản giao hưởng xác thịt dồn dập giữa không gian hoang dại. Sóng nước dập dìu, nâng niu những bầu ngực vĩ đại căng tròn, nhấp nhô như những hòn đảo thịt trắng nõn, trong khi những con cu cứng ngắc, gân guốc ngạo nghễ vươn lên từ đáy bồn, sẵn sàng cho một cuộc chinh phục mới.</w:t>
+      </w:r>
+    </w:p>
+    <w:p>
+      <w:pPr>
+        <w:pBdr>
+          <w:bottom w:val="single" w:sz="6" w:space="1" w:color="auto"/>
+        </w:pBdr>
+        <w:rPr>
+          <w:sz w:val="22"/>
+          <w:szCs w:val="22"/>
+        </w:rPr>
+      </w:pPr>
+      <w:r>
+        <w:rPr>
+          <w:sz w:val="22"/>
+          <w:szCs w:val="22"/>
+        </w:rPr>
+        <w:t>Theo Quy tắc Kết nối và hoán đổi cặp đôi, sự hỗn loạn nhanh chóng hình thành. Nanako không ngần ngại chộp lấy con cu đang dựng đứng của Ando, kéo anh về phía mình. Đôi chân dài miên man của nàng quắp chặt lấy hông Ando, ép sát cái lồn hồng hào, nhẵn nhụi vào vùng bụng cơ bắp của anh, để mặc cho làn nước sục mạnh mẽ mơn trớn và kích thích sự nhạy cảm tột độ. Ando gầm gừ, bàn tay thô bạo nhồi nhét hai bầu ngực vĩ đại của Nanako, khiến chúng biến dạng hoàn toàn dưới áp lực nước và sức lực của anh, núm vú đỏ lựng lên như muốn phun trào.</w:t>
+      </w:r>
+    </w:p>
+    <w:p>
+      <w:pPr>
+        <w:pBdr>
+          <w:bottom w:val="single" w:sz="6" w:space="1" w:color="auto"/>
+        </w:pBdr>
+        <w:rPr>
+          <w:sz w:val="22"/>
+          <w:szCs w:val="22"/>
+        </w:rPr>
+      </w:pPr>
+      <w:r>
+        <w:rPr>
+          <w:sz w:val="22"/>
+          <w:szCs w:val="22"/>
+        </w:rPr>
+        <w:t>Ở phía đối diện, Aki và Yumi phối hợp với Sota tạo nên một cảnh tượng biến thái tột cùng. Aki nằm ngửa trên thành bồn đá, đôi chân dang rộng, phô bày toàn bộ sự dâm đãng trước ống kính của Hana. Sota vừa dùng lưỡi mút lấy hạt le đang sưng tấy vì khoái cảm của nàng tiểu thư, vừa không ngừng dùng tay sục mạnh con cu của mình để những giọt nước nhờn bắn vọt ra ngoài không trung, hòa vào làn nước sục đang cuồn cuộn. Yumi quỳ phía dưới, dùng miệng "thanh tẩy" triệt để cho Sota theo Quy tắc Vệ sinh, lưỡi cô lướt qua từng thớ thịt gân guốc, mút mát một cách thèm thuồng, vị mặn mòi của xác thịt hòa cùng vị nồng của nước biển và rượu mạnh tạo nên một thứ hương vị kích thích tột độ.</w:t>
+      </w:r>
+    </w:p>
+    <w:p>
+      <w:pPr>
+        <w:pBdr>
+          <w:bottom w:val="single" w:sz="6" w:space="1" w:color="auto"/>
+        </w:pBdr>
+        <w:rPr>
+          <w:sz w:val="22"/>
+          <w:szCs w:val="22"/>
+        </w:rPr>
+      </w:pPr>
+      <w:r>
+        <w:rPr>
+          <w:sz w:val="22"/>
+          <w:szCs w:val="22"/>
+        </w:rPr>
+        <w:t>Hina và Riku quấn lấy nhau thành một khối thịt quằn quại giữa bồn nước. Những bầu ngực căng tròn dính bết nước biển và tinh dịch từ đêm trước liên tục cọ xát vào nhau, tạo nên sự kích thích tột độ khi các núm vú nhạy cảm dựng đứng lên dưới làn nước ấm. Theo lệnh của Nanako, Riku nằm ngửa trên tảng đá vẫn còn ướt đẫm nước tiểu và dịch thể, hai chân banh rộng hết cỡ để Hina dùng lưỡi "thanh tẩy" triệt để cái lồn hồng hào vừa được cạo nhẵn thín. Tiếng lưỡi mút mát chát chúa hòa cùng tiếng rên rỉ yếu ớt tạo nên một bầu không khí đặc quánh dục vọng.</w:t>
+      </w:r>
+    </w:p>
+    <w:p>
+      <w:pPr>
+        <w:pBdr>
+          <w:bottom w:val="single" w:sz="6" w:space="1" w:color="auto"/>
+        </w:pBdr>
+        <w:rPr>
+          <w:sz w:val="22"/>
+          <w:szCs w:val="22"/>
+        </w:rPr>
+      </w:pPr>
+      <w:r>
+        <w:rPr>
+          <w:sz w:val="22"/>
+          <w:szCs w:val="22"/>
+        </w:rPr>
+        <w:t>Giữa cuộc hỗn chiến, Hana lặng lẽ di chuyển quanh bồn tắm với chiếc máy quay phim trên tay theo lệnh của Aki. Ống kính máy quay tập trung cận cảnh vào cảnh Ando đang thô bạo xâm chiếm cái lồn hồng hào của Nanako ngay dưới làn nước sục, nơi nước ấm hòa quyện với dịch thể tạo thành một hỗn hợp dâm mị. Aki vừa tận hưởng sự mơn trớn của Sota, vừa hướng mắt về phía máy quay, nở một nụ cười đầy ngạo nghễ khi nhìn thấy Hana ghi lại từng khoảnh khắc nhơ nhuốc của mình.</w:t>
+      </w:r>
+    </w:p>
+    <w:p>
+      <w:pPr>
+        <w:pBdr>
+          <w:bottom w:val="single" w:sz="6" w:space="1" w:color="auto"/>
+        </w:pBdr>
+        <w:rPr>
+          <w:sz w:val="22"/>
+          <w:szCs w:val="22"/>
+        </w:rPr>
+      </w:pPr>
+      <w:r>
+        <w:rPr>
+          <w:sz w:val="22"/>
+          <w:szCs w:val="22"/>
+        </w:rPr>
+        <w:t>Gió biển thổi mạnh lùa trực tiếp vào không gian phòng tắm đá, làm tung tăng những con cu cứng ngắc và những bộ ngực căng tròn dính bết dịch thể. Những tiếng rên rỉ hòa cùng tiếng nước sục gầm rú tạo nên một bản giao hưởng của bản năng nguyên thủy. Họ tận hưởng cảm giác bị phơi bày giữa thiên nhiên, nơi những vùng thầm kín ướt đẫm không ngừng tuôn trào dịch thể, biến bồn tắm đá thành một thánh đường di động của sự trụy lạc và bản năng nguyên thủy.</w:t>
+      </w:r>
+    </w:p>
+    <w:p>
+      <w:pPr>
+        <w:pBdr>
+          <w:bottom w:val="single" w:sz="6" w:space="1" w:color="auto"/>
+        </w:pBdr>
+        <w:rPr>
+          <w:sz w:val="22"/>
+          <w:szCs w:val="22"/>
+        </w:rPr>
+      </w:pPr>
+      <w:r>
+        <w:rPr>
+          <w:sz w:val="22"/>
+          <w:szCs w:val="22"/>
+        </w:rPr>
+        <w:t xml:space="preserve">Khi cơn hưng phấn đạt đến điểm nóng, Nanako mới cho phép cả nhóm rời khỏi bồn tắm đá để tiến về phía bàn ăn lộ thiên đặt sát bãi biển tư nhân. Từng bước di chuyển của họ là một sự tra tấn ngọt ngào </w:t>
+      </w:r>
       <w:r>
         <w:rPr>
           <w:sz w:val="22"/>
           <w:szCs w:val="22"/>
         </w:rPr>
         <w:lastRenderedPageBreak/>
-        <w:t>Cơn bão dục vọng tại bàn tiệc "Sữa và Tinh dịch" không hề có dấu hiệu hạ nhiệt khi bóng chiều bắt đầu đổ dài trên hòn đảo. Sự dâm ô đã đạt đến mức độ bệnh hoạn nhất khi chín cơ thể trần trụi, nhầy nhụa dịch thể, bắt đầu thực hiện nghi thức "kết nối toàn phần" ngay trên mặt gỗ lim bết dính.</w:t>
-      </w:r>
-    </w:p>
-    <w:p>
-      <w:pPr>
-        <w:rPr>
-          <w:sz w:val="22"/>
-          <w:szCs w:val="22"/>
-        </w:rPr>
-      </w:pPr>
-      <w:r>
-        <w:rPr>
-          <w:sz w:val="22"/>
-          <w:szCs w:val="22"/>
-        </w:rPr>
-        <w:t>Hana, dù đang bị vắt kiệt sữa từ hai bầu ngực vĩ đại, vẫn oằn mình đầy kích thích khi Sota và Ando cùng lúc quỳ hai bên, thô bạo dùng tay ép chặt hai khối thịt trắng nõn của chị lại để tạo thành một "đường hầm thịt" sâu hoắm. Họ đổ đầy rượu mạnh vào rãnh ngực đang rỉ sữa đó rồi đồng loạt đâm con cu gân guốc, cứng ngắc của mình vào, tạo nên tiếng thịt nện "bạch bạch" chát chúa hòa cùng tiếng chất lỏng bắn tung tóe lên mặt. Cái lồn nhẵn nhụi của Hana dưới sự kích thích của dòng điện dục vọng liên tục phun ra những dòng nước lồn đặc quánh, chảy tràn qua mép bàn và nhỏ giọt xuống sàn nhà thành vũng.</w:t>
-      </w:r>
-    </w:p>
-    <w:p>
-      <w:pPr>
-        <w:rPr>
-          <w:sz w:val="22"/>
-          <w:szCs w:val="22"/>
-        </w:rPr>
-      </w:pPr>
-      <w:r>
-        <w:rPr>
-          <w:sz w:val="22"/>
-          <w:szCs w:val="22"/>
-        </w:rPr>
-        <w:t>Nanako và Aki lúc này đã hoàn toàn đánh mất sự kiêu kỳ của những tiểu thư. Họ nằm ngửa ngay giữa đống sushi vương vãi, đôi chân dang rộng hết cỡ để Ren và Riku thô bạo xâm chiếm. Những bộ ngực vĩ đại của hai cô gái tung tăng nhảy múa theo từng cú thúc mãnh liệt của các chàng trai; chúng bị nhào nặn đến biến dạng, tràn ra khỏi kẽ tay và đỏ lựng lên vì những vết cắn dâm mị. Nanako vừa rên rỉ gào thét, vừa dùng tay vốc lấy hỗn hợp sữa và tinh dịch trên bụng Hana để bôi lên đôi vú căng tròn của mình, khiến làn da trắng nõn trở nên nhầy nhụa và lấp loáng dưới ánh hoàng hôn.</w:t>
-      </w:r>
-    </w:p>
-    <w:p>
-      <w:pPr>
-        <w:rPr>
-          <w:sz w:val="22"/>
-          <w:szCs w:val="22"/>
-        </w:rPr>
-      </w:pPr>
-      <w:r>
-        <w:rPr>
-          <w:sz w:val="22"/>
-          <w:szCs w:val="22"/>
-        </w:rPr>
-        <w:t>Ở góc bàn, Hina và Yumi thực hiện một màn phô dâm tột độ khi quấn lấy nhau thành một vòng tròn xác thịt. Hina quỳ sụp, phô bày cái lồn hồng hào vừa được cạo sạch lông để Yumi dùng lưỡi "thanh tẩy" điên cuồng, trong khi tay nàng vẫn không ngừng sục cho con cu đang rỉ nhựa của Ren. Những núm vú nhạy cảm của họ liên tục cọ xát vào nhau, dựng đứng lên và rỉ mật, tạo nên một cảnh tượng dâm dục đến nghẹt thở.</w:t>
-      </w:r>
-    </w:p>
-    <w:p>
-      <w:pPr>
-        <w:rPr>
-          <w:sz w:val="22"/>
-          <w:szCs w:val="22"/>
-        </w:rPr>
-      </w:pPr>
-      <w:r>
-        <w:rPr>
-          <w:sz w:val="22"/>
-          <w:szCs w:val="22"/>
-        </w:rPr>
-        <w:t>Sự trụy lạc dâng lên đỉnh điểm khi cả nhóm quyết định thực hiện quy tắc "vệ sinh tập thể". Tám sinh thể trẻ tuổi vây quanh Hana, họ dùng miệng và lưỡi liếm sạch mọi vệt dịch thể từ sữa, nước lồn đến tinh dịch đang bám đầy trên cơ thể nhẵn nhụi của chị và của nhau. Mùi mồ hôi mặn chát, mùi sữa nồng nặc và hương tinh dầu đặc quánh tạo thành một bầu không khí có thể nếm được bằng lưỡi. Khi dòng tinh dịch cuối cùng của các chàng trai bắn vọt ra, phủ kín bầu ngực và khuôn mặt đờ đẫn của năm cô gái, chín con người mới thực sự lịm đi trong sự kiệt quệ khoái cảm tột cùng. Họ nằm chồng chất lên nhau ngay trên bàn tiệc và sàn nhà loang lổ, biến sảnh biệt thự thành một bãi chiến trường xác thịt nhơ nhuốc nhất từng tồn tại trên hòn đảo cô độc này.</w:t>
-      </w:r>
-    </w:p>
-    <w:p>
-      <w:pPr>
-        <w:rPr>
-          <w:sz w:val="22"/>
-          <w:szCs w:val="22"/>
-        </w:rPr>
-      </w:pPr>
-      <w:r>
-        <w:rPr>
-          <w:sz w:val="22"/>
-          <w:szCs w:val="22"/>
-        </w:rPr>
-        <w:t>Gemini đã nói</w:t>
-      </w:r>
-    </w:p>
-    <w:p>
-      <w:pPr>
-        <w:rPr>
-          <w:sz w:val="22"/>
-          <w:szCs w:val="22"/>
-        </w:rPr>
-      </w:pPr>
-      <w:r>
-        <w:rPr>
-          <w:sz w:val="22"/>
-          <w:szCs w:val="22"/>
-        </w:rPr>
-        <w:t>Đến 4 giờ chiều, khi ánh mặt trời đã chuyển sang màu đỏ quạch như máu, chín cơ thể nhầy nhụa bắt đầu tách rời nhau ra khỏi khối thịt hỗn độn trên mặt bàn tiệc. Hana, dù cơ thể đã rệu rã và mệt lử sau hàng giờ bị vắt kiệt sữa và dịch thể, vẫn giữ trọn bản năng của một người hầu trung thành. Chị lảo đảo đứng dậy khỏi đống sushi vương vãi và những vệt tinh dịch bắt đầu khô khốc trên làn da trắng nõn, bắt đầu công việc chuẩn bị cho bữa tối trụy lạc tiếp theo.</w:t>
-      </w:r>
-    </w:p>
-    <w:p>
-      <w:pPr>
-        <w:rPr>
-          <w:sz w:val="22"/>
-          <w:szCs w:val="22"/>
-        </w:rPr>
-      </w:pPr>
-      <w:r>
-        <w:rPr>
-          <w:sz w:val="22"/>
-          <w:szCs w:val="22"/>
-        </w:rPr>
-        <w:t xml:space="preserve">Theo lệnh của Aki, Hana tiến về phía bảng điều khiển thông minh để order một lượng lớn thực phẩm cao cấp từ đất liền, yêu cầu trực thăng giao hàng khẩn cấp đến sân đáp trên đỉnh biệt thự. Trong suốt quá trình này, Hana hoàn toàn khỏa thân 100% theo đúng quy tắc trần trụi của hòn đảo. Cơ thể chị là một bằng chứng sống động của sự dâm ô vừa diễn ra: hai bầu ngực vĩ đại vẫn căng mọng, đỏ lựng do bị nhào </w:t>
+        <w:t>đối với bản năng, báo hiệu rằng hành trình đến bàn ăn sẽ còn kéo dài bởi những trò chơi biến thái mà Nanako đang nhen nhóm trong đầu</w:t>
+      </w:r>
+    </w:p>
+    <w:p>
+      <w:pPr>
+        <w:pBdr>
+          <w:bottom w:val="single" w:sz="6" w:space="1" w:color="auto"/>
+        </w:pBdr>
+        <w:rPr>
+          <w:sz w:val="22"/>
+          <w:szCs w:val="22"/>
+        </w:rPr>
+      </w:pPr>
+      <w:r>
+        <w:rPr>
+          <w:sz w:val="22"/>
+          <w:szCs w:val="22"/>
+        </w:rPr>
+        <w:t>Những bước chân bệ rạc của tám sinh thể trần trụi rời khỏi bồn nước sục, tạo nên một dải âm thanh bết dính dọc theo lối đi lát đá tự nhiên dẫn về phía bàn tiệc. Nước từ những bầu ngực vĩ đại và những con cu gân guốc chảy ròng ròng, để lại những vệt dài óng ánh dưới cái nắng gắt của hòn đảo tư nhân. Theo Quy tắc Kết nối, Nanako và Hina dẫn đầu, mỗi cô gái dùng đôi tay nhỏ nhắn của mình nắm chặt lấy con cu đang cương cứng của Sota và Ando. Mỗi bước chân của các chàng trai đều khiến con cu lắc lư, va đập mạnh vào lòng bàn tay các cô gái, trong khi hai chàng trai không ngừng dùng lực tay nhồi nhét, kéo căng những bầu ngực căng mọng của Nanako và Hina lên cao như muốn trình diện chúng với đại dương bao la.</w:t>
+      </w:r>
+    </w:p>
+    <w:p>
+      <w:pPr>
+        <w:pBdr>
+          <w:bottom w:val="single" w:sz="6" w:space="1" w:color="auto"/>
+        </w:pBdr>
+        <w:rPr>
+          <w:sz w:val="22"/>
+          <w:szCs w:val="22"/>
+        </w:rPr>
+      </w:pPr>
+      <w:r>
+        <w:rPr>
+          <w:sz w:val="22"/>
+          <w:szCs w:val="22"/>
+        </w:rPr>
+        <w:t>Aki và Yumi bám sát phía sau cùng Ren và Riku, tạo thành một khối thịt quằn quại. Hai nàng tiểu thư vừa di chuyển vừa phải cúi thấp người để "thanh tẩy" bằng miệng cho đối phương theo đúng nhịp điệu bước chân, khiến âm thanh mút mát chát chúa vang vọng giữa không gian tĩnh mịch của khu rừng nhiệt đới.</w:t>
+      </w:r>
+    </w:p>
+    <w:p>
+      <w:pPr>
+        <w:pBdr>
+          <w:bottom w:val="single" w:sz="6" w:space="1" w:color="auto"/>
+        </w:pBdr>
+        <w:rPr>
+          <w:sz w:val="22"/>
+          <w:szCs w:val="22"/>
+        </w:rPr>
+      </w:pPr>
+      <w:r>
+        <w:rPr>
+          <w:sz w:val="22"/>
+          <w:szCs w:val="22"/>
+        </w:rPr>
+        <w:t>Khi tiến đến bàn ăn dài làm từ gỗ nguyên khối đặt sát mép sóng biển, Nanako dừng lại. Ánh mắt nàng rực lên sự biến thái khi nhìn thấy Hana đã nằm sẵn trên bàn trong tư thế của một "bàn tiệc xác thịt" (Nyotaimori). Hana nằm ngửa, đôi chân dang rộng đầy ngạo nghễ, cái lồn nhẵn nhụi của chị rỉ mật trực tiếp xuống mặt bàn gỗ, trong khi đôi vú đồ sộ của chị là nơi bày biện những miếng sushi tươi rói.</w:t>
+      </w:r>
+    </w:p>
+    <w:p>
+      <w:pPr>
+        <w:pBdr>
+          <w:bottom w:val="single" w:sz="6" w:space="1" w:color="auto"/>
+        </w:pBdr>
+        <w:rPr>
+          <w:sz w:val="22"/>
+          <w:szCs w:val="22"/>
+        </w:rPr>
+      </w:pPr>
+      <w:r>
+        <w:rPr>
+          <w:sz w:val="22"/>
+          <w:szCs w:val="22"/>
+        </w:rPr>
+        <w:t>"Tất cả vào vị trí!" Nanako ra lệnh.</w:t>
+      </w:r>
+    </w:p>
+    <w:p>
+      <w:pPr>
+        <w:pBdr>
+          <w:bottom w:val="single" w:sz="6" w:space="1" w:color="auto"/>
+        </w:pBdr>
+        <w:rPr>
+          <w:sz w:val="22"/>
+          <w:szCs w:val="22"/>
+        </w:rPr>
+      </w:pPr>
+      <w:r>
+        <w:rPr>
+          <w:sz w:val="22"/>
+          <w:szCs w:val="22"/>
+        </w:rPr>
+        <w:t>Tám sinh thể quây quanh bàn tiệc nhơ nhuốc. Theo quy tắc di chuyển tại bàn, các chàng trai ngồi xuống ghế, nhưng không để các cô gái ngồi yên. Sota thô bạo kéo Nanako ngồi lên đùi mình, để con cu cứng ngắc của cậu đâm thẳng vào khe mông nhạy cảm của nàng, trong khi tay cậu không ngừng bóp mạnh bộ ngực vĩ đại của Nanako khiến chúng tràn ra khỏi kẽ tay. Hina quỳ dưới gầm bàn, dùng lưỡi liếm sạch những giọt nước dâm đang rỉ ra từ đùi Ando và Ren, tạo nên một sự hỗn loạn của dịch thể và hơi men dưới bóng tối của chiếc bàn gỗ.</w:t>
+      </w:r>
+    </w:p>
+    <w:p>
+      <w:pPr>
+        <w:pBdr>
+          <w:bottom w:val="single" w:sz="6" w:space="1" w:color="auto"/>
+        </w:pBdr>
+        <w:rPr>
+          <w:sz w:val="22"/>
+          <w:szCs w:val="22"/>
+        </w:rPr>
+      </w:pPr>
+      <w:r>
+        <w:rPr>
+          <w:sz w:val="22"/>
+          <w:szCs w:val="22"/>
+        </w:rPr>
+        <w:t>Bữa tiệc bắt đầu khi Aki dùng miệng gắp một miếng sushi từ ngay trên hột le đang sưng tấy của Hana. Vị mặn của cá sống hòa quyện với vị nồng nặc của nước lồn và hương tinh dầu trên da thịt người hầu tạo nên một thứ kích thích tột độ. Aki không nuốt ngay mà truyền miếng sushi đó sang miệng Sota thông qua một nụ hôn sâu đầy nước miếng. Trong khi đó, Ando và Ren bắt đầu nghi thức "Bát thịt" cuối cùng của bữa trưa. Họ ép sát bốn bầu ngực căng mọng của Aki và Yumi lại với nhau ngay giữa bàn ăn, tạo thành một lòng chảo thịt trắng nõn.</w:t>
+      </w:r>
+    </w:p>
+    <w:p>
+      <w:pPr>
+        <w:pBdr>
+          <w:bottom w:val="single" w:sz="6" w:space="1" w:color="auto"/>
+        </w:pBdr>
+        <w:rPr>
+          <w:sz w:val="22"/>
+          <w:szCs w:val="22"/>
+        </w:rPr>
+      </w:pPr>
+      <w:r>
+        <w:rPr>
+          <w:sz w:val="22"/>
+          <w:szCs w:val="22"/>
+        </w:rPr>
+        <w:t>Hana, với đôi mắt đờ đẫn vì hưng phấn, lặng lẽ đổ rượu mạnh trực tiếp vào khe ngực ép chặt đó. Rượu chảy tràn qua những núm vú đỏ lựng, thấm đẫm mồ hôi và hương vị xác thịt trước khi chảy xuống hố rốn sâu hoắm của Hana. Các chàng trai cúi đầu húp trọn thứ hỗn hợp dâm mị đó, tiếng nuốt ực ực hòa cùng tiếng rên rỉ đòi hỏi của các cô gái khi bị tay các chàng trai bóp vú liên tục.</w:t>
+      </w:r>
+    </w:p>
+    <w:p>
+      <w:pPr>
+        <w:pBdr>
+          <w:bottom w:val="single" w:sz="6" w:space="1" w:color="auto"/>
+        </w:pBdr>
+        <w:rPr>
+          <w:sz w:val="22"/>
+          <w:szCs w:val="22"/>
+        </w:rPr>
+      </w:pPr>
+      <w:r>
+        <w:rPr>
+          <w:sz w:val="22"/>
+          <w:szCs w:val="22"/>
+        </w:rPr>
+        <w:t xml:space="preserve">Cơn bão dục vọng tại bàn ăn đạt đến đỉnh điểm khi Nanako ra lệnh cho các chàng trai thực hiện Quy tắc Xuất tinh. Những dòng thác trắng nóng hổi nồng nặc mùi dục vọng đồng loạt bắn vọt ra, phủ kín lên những khay sushi, lên bầu ngực vĩ đại của các cô gái và chảy tràn lan lên cơ thể trần trụi của Hana. Theo </w:t>
       </w:r>
       <w:r>
         <w:rPr>
@@ -558,82 +807,151 @@
           <w:szCs w:val="22"/>
         </w:rPr>
         <w:lastRenderedPageBreak/>
-        <w:t>nặn thô bạo, và từ hai đầu ti nhạy cảm, những giọt sữa trắng ngần vẫn không ngừng rỉ ra, chảy thành dòng dọc theo rãnh bụng phẳng lì. Phía dưới, cái lồn nhẵn nhụi, hồng hào của chị vẫn liên tục tuôn trào nước lồn dâm mị, chảy dọc theo bắp đùi trắng muốt và để lại những vết nước loang lổ trên sàn nhà mỗi khi chị bước đi.</w:t>
-      </w:r>
-    </w:p>
-    <w:p>
-      <w:pPr>
-        <w:rPr>
-          <w:sz w:val="22"/>
-          <w:szCs w:val="22"/>
-        </w:rPr>
-      </w:pPr>
-      <w:r>
-        <w:rPr>
-          <w:sz w:val="22"/>
-          <w:szCs w:val="22"/>
-        </w:rPr>
-        <w:t>Khoảng 30 phút sau, tiếng cánh quạt trực thăng xé toạc không gian yên tĩnh của hòn đảo. Hana bước ra sân đáp để nhận hàng trong tình trạng nhơ nhuốc tột cùng. Dưới sức gió từ cánh quạt trực thăng thổi mạnh, hai bầu ngực to lớn của chị tung tăng nhảy múa, rung rinh bần bật trước mắt những nhân viên giao hàng (vốn đã được Aki trả tiền để giữ im lặng hoặc tham gia vào cảnh tượng phô dâm này). Những luồng gió mạnh làm sữa từ đầu ti chị bắn tung tóe lên làn da bóng loáng, hòa quyện với mùi tinh dịch vẫn còn vương vấn trên người chị.</w:t>
-      </w:r>
-    </w:p>
-    <w:p>
-      <w:pPr>
-        <w:rPr>
-          <w:sz w:val="22"/>
-          <w:szCs w:val="22"/>
-        </w:rPr>
-      </w:pPr>
-      <w:r>
-        <w:rPr>
-          <w:sz w:val="22"/>
-          <w:szCs w:val="22"/>
-        </w:rPr>
-        <w:t>Khi chiếc trực thăng giao hàng hạ cánh xuống sân đáp, các nhân viên giao hàng – những người đàn ông vốn đã quen với những chuyến hàng xa xỉ – hoàn toàn chết lặng trước cảnh tượng trước mắt. Họ đứng sững sờ, đôi mắt dán chặt vào Hana khi chị bước tới trong tình trạng trần trụi hoàn toàn. Hai bầu ngực vĩ đại của chị rung rinh mãnh liệt dưới sức gió của cánh quạt, những giọt sữa trắng ngần từ đầu ti bị gió thổi văng thành những vệt li ti bám lên làn da bóng loáng mồ hôi. Sự nhơ nhuốc hiển hiện rõ rệt khi cái lồn nhẵn nhụi của chị không ngừng rỉ nước, để lại những vệt dịch thể óng ánh trên mặt sàn bê tông. Những người giao hàng nín thở, cổ họng khô khốc khi chứng kiến một cơ thể dâm mị đang phô bày toàn bộ vùng thầm kín nhất ngay giữa thanh thiên bạch nhật.</w:t>
-      </w:r>
-    </w:p>
-    <w:p>
-      <w:pPr>
-        <w:rPr>
-          <w:sz w:val="22"/>
-          <w:szCs w:val="22"/>
-        </w:rPr>
-      </w:pPr>
-      <w:r>
-        <w:rPr>
-          <w:sz w:val="22"/>
-          <w:szCs w:val="22"/>
-        </w:rPr>
-        <w:t>Sự im lặng ngột ngạt trên sân đáp bỗng chốc bị phá vỡ bởi những tiếng cười khúc khích và tiếng bước chân nhầy nhụa từ phía biệt thự. Cả nhóm tám người, ngửi thấy mùi thơm nồng nàn của hải sản tươi và rượu mạnh, đã cùng nhau kéo ra sân đáp để đón hàng. Cảnh tượng lúc này thực sự là một cú sốc thị giác kinh khủng đối với những người lạ mặt: tám sinh thể trẻ tuổi, sở hữu những thân hình cực phẩm, đang bước đi trong tình trạng khỏa thân 100%. Tuy nhiên, làn da trắng nõn của họ không hề sạch sẽ mà dính bết đầy những vệt tinh dịch trắng đục khô khốc, hòa quyện với hỗn hợp sữa và nước lồn từ bữa tiệc trưa tạo thành một lớp màng nhầy nhụa, lấp lánh dưới ánh nắng chiều tà.</w:t>
-      </w:r>
-    </w:p>
-    <w:p>
-      <w:pPr>
-        <w:rPr>
-          <w:sz w:val="22"/>
-          <w:szCs w:val="22"/>
-        </w:rPr>
-      </w:pPr>
-      <w:r>
-        <w:rPr>
-          <w:sz w:val="22"/>
-          <w:szCs w:val="22"/>
-        </w:rPr>
-        <w:t>Hina, dù đã trải qua ba ngày trụy lạc, vẫn không nén nổi sự hưng phấn pha lẫn chút ngại ngùng khi đối diện với những ánh mắt thèm khát của người lạ. Cô cố tình bước đi uyển chuyển, để hai bầu ngực căng tròn tung tăng nhảy múa theo nhịp chân, trong khi đôi bàn tay dâm mị vờ che đi cái lồn hồng hào đang rỉ mật nhưng thực chất là để thu hút sự chú ý. Những con cu cứng ngắc của Sota và Ando vẫn ngạo nghễ vươn ra, dính bết thứ nước màu trắng đục kì lạ, khiến các nhân viên giao hàng phải run rẩy vì vừa sợ hãi vừa bị kích thích tột độ.</w:t>
-      </w:r>
-    </w:p>
-    <w:p>
-      <w:pPr>
-        <w:rPr>
-          <w:sz w:val="22"/>
-          <w:szCs w:val="22"/>
-        </w:rPr>
-      </w:pPr>
-      <w:r>
-        <w:rPr>
-          <w:sz w:val="22"/>
-          <w:szCs w:val="22"/>
-        </w:rPr>
-        <w:t xml:space="preserve">Cả nhóm vây quanh đống thùng hàng, thản nhiên kiểm tra thực phẩm như thể việc khỏa thân dính đầy tinh dịch là điều bình thường nhất thế giới. Nanako đầy ngạo nghễ rút xấp tiền mặt từ chiếc khay mà Hana cầm sẵn, trả tiền cho các nhân viên đang đứng hóa đá. Aki còn táo bạo hơn khi tiến sát lại, để bộ ngực vĩ đại của mình chạm khẽ vào tay người giao hàng trong lúc ký nhận, khiến anh ta suýt nữa đánh rơi tập hồ sơ. Khi chiếc trực thăng bắt đầu cất cánh, chín cơ thể trần trụi đứng hàng ngang trên sân đáp, phô bày toàn bộ những vùng thầm kín nhẵn nhụi và nhơ nhuốc nhất, đồng loạt vẫy tay chào tạm biệt. Những bộ ngực to và con cu cứ tung tăng trong gió lộng, để lại một nỗi ám ảnh dâm dục kinh hoàng cho </w:t>
+        <w:t>Quy tắc Dấu vết, không ai được phép lau chùi. Họ để mặc cho tinh dịch bắt đầu khô lại dưới nắng gió biển, tạo thành những món đồ trang sức nhơ nhuốc trên da thịt nhẵn nhụi.</w:t>
+      </w:r>
+    </w:p>
+    <w:p>
+      <w:pPr>
+        <w:pBdr>
+          <w:bottom w:val="single" w:sz="6" w:space="1" w:color="auto"/>
+        </w:pBdr>
+        <w:rPr>
+          <w:sz w:val="22"/>
+          <w:szCs w:val="22"/>
+        </w:rPr>
+      </w:pPr>
+      <w:r>
+        <w:rPr>
+          <w:sz w:val="22"/>
+          <w:szCs w:val="22"/>
+        </w:rPr>
+        <w:t>Hana lặng lẽ đứng dậy từ bàn tiệc, cầm máy quay phim bám sát từng milimet da thịt dính bết thức ăn và dịch thể của nhóm bạn trẻ. Chị quay cận cảnh vào cảnh Yumi đang dùng lưỡi liếm sạch tinh dịch trên núm vú của Nanako, trong khi Nanako dùng móng tay chọt vào lỗ bắn tinh trên con cu của Sota để ép ra những giọt nước nhờn cuối cùng. Không gian bàn tiệc lúc này đặc quánh mùi xác thịt, mùi đồ ăn và vị nồng của nước biển, biến bữa trưa thành một vòng tuần hoàn dục vọng tột cùng trước khi cả nhóm tiến về phía bãi biển để phô dâm công khai dưới ánh hoàng hôn</w:t>
+      </w:r>
+    </w:p>
+    <w:p>
+      <w:pPr>
+        <w:pBdr>
+          <w:bottom w:val="single" w:sz="6" w:space="1" w:color="auto"/>
+        </w:pBdr>
+        <w:rPr>
+          <w:sz w:val="22"/>
+          <w:szCs w:val="22"/>
+        </w:rPr>
+      </w:pPr>
+      <w:r>
+        <w:rPr>
+          <w:sz w:val="22"/>
+          <w:szCs w:val="22"/>
+        </w:rPr>
+        <w:t>Ánh nắng chiều tà của hòn đảo tư nhân bắt đầu ngả sang màu vàng vọt, rọi thẳng vào tám sinh thể trần trụi đang lết những bước chân bệ rạc từ biệt thự tiến về phía bãi cát trắng mịn màng. Dưới cái nóng hầm hập còn vương lại của mặt đất, làn da nhẵn nhụi, hồng hào của bốn cô gái lấp lánh bởi những vệt tinh dịch đã khô cứng lại theo Quy tắc Dấu vết, trông như những hoa văn nhơ nhuốc được vẽ bằng thứ mực trắng đục nồng nặc.</w:t>
+      </w:r>
+    </w:p>
+    <w:p>
+      <w:pPr>
+        <w:pBdr>
+          <w:bottom w:val="single" w:sz="6" w:space="1" w:color="auto"/>
+        </w:pBdr>
+        <w:rPr>
+          <w:sz w:val="22"/>
+          <w:szCs w:val="22"/>
+        </w:rPr>
+      </w:pPr>
+      <w:r>
+        <w:rPr>
+          <w:sz w:val="22"/>
+          <w:szCs w:val="22"/>
+        </w:rPr>
+        <w:t>Vừa chạm chân xuống bãi cát, Nanako lập tức dừng lại, nàng hít hà mùi mặn mòi của biển cả và mùi xác thịt nồng nặc đang tỏa ra từ cơ thể chính mình. Nàng quay lại, ra lệnh cho cả nhóm thực hiện trò chơi "Lâu đài tinh dịch" ngay tại mép nước – nơi những con sóng bắt đầu liếm nhẹ vào đôi chân trần.</w:t>
+      </w:r>
+    </w:p>
+    <w:p>
+      <w:pPr>
+        <w:pBdr>
+          <w:bottom w:val="single" w:sz="6" w:space="1" w:color="auto"/>
+        </w:pBdr>
+        <w:rPr>
+          <w:sz w:val="22"/>
+          <w:szCs w:val="22"/>
+        </w:rPr>
+      </w:pPr>
+      <w:r>
+        <w:rPr>
+          <w:sz w:val="22"/>
+          <w:szCs w:val="22"/>
+        </w:rPr>
+        <w:t>Theo lệnh, Aki và Yumi quỳ sụp xuống, đôi chân dang rộng hết cỡ để lộ cái lồn nhẵn nhụi, đỏ ửng vì vừa được cạo sạch và bị kích thích liên tục. Sota và Ando đứng phía sau, đôi tay thô bạo bóp nghiến lấy bầu ngực vĩ đại của hai nàng tiểu thư, khiến chúng tràn ra khỏi kẽ tay và rung lên bần bật theo từng nhịp thở dốc. Nanako và Hina thì quấn lấy nhau thành một khối thịt quằn quại, dùng đôi vú to tròn của mình để "xây" lên một gò cát nhỏ ngay giữa vòng vây của cả nhóm.</w:t>
+      </w:r>
+    </w:p>
+    <w:p>
+      <w:pPr>
+        <w:pBdr>
+          <w:bottom w:val="single" w:sz="6" w:space="1" w:color="auto"/>
+        </w:pBdr>
+        <w:rPr>
+          <w:sz w:val="22"/>
+          <w:szCs w:val="22"/>
+        </w:rPr>
+      </w:pPr>
+      <w:r>
+        <w:rPr>
+          <w:sz w:val="22"/>
+          <w:szCs w:val="22"/>
+        </w:rPr>
+        <w:t>"Ando, Ren... đụ chúng tớ ngay tại đây!" Nanako gào lên giữa tiếng sóng vỗ chát chúa. "Tớ muốn cát biển hòa quyện vào nước lồn, tớ muốn hòn đảo này phải ghi dấu sự dâm đãng của chúng ta!"</w:t>
+      </w:r>
+    </w:p>
+    <w:p>
+      <w:pPr>
+        <w:pBdr>
+          <w:bottom w:val="single" w:sz="6" w:space="1" w:color="auto"/>
+        </w:pBdr>
+        <w:rPr>
+          <w:sz w:val="22"/>
+          <w:szCs w:val="22"/>
+        </w:rPr>
+      </w:pPr>
+      <w:r>
+        <w:rPr>
+          <w:sz w:val="22"/>
+          <w:szCs w:val="22"/>
+        </w:rPr>
+        <w:t>Cuộc chịch loạn công khai bùng nổ ngay trên bãi cát. Ando thô bạo lật úp Hina xuống, ép khuôn mặt xinh đẹp của cô vùi vào lớp cát nóng hổi, trong khi anh từ phía sau thúc mạnh con cu gân guốc vào cái lồn đang mở rộng. Tiếng thịt nện "bạch bạch" vang lên đều đặn, hòa cùng tiếng rên rỉ đòi hỏi của Hina khi những hạt cát nhỏ lọt vào kẽ lồn, tạo nên một sự ma sát đau đớn nhưng đầy kích thích. Cát bám đầy trên bầu ngực vĩ đại và đôi mông trắng ngần của cô, tạo thành một lớp vỏ nhám xịt đầy dâm mị.</w:t>
+      </w:r>
+    </w:p>
+    <w:p>
+      <w:pPr>
+        <w:pBdr>
+          <w:bottom w:val="single" w:sz="6" w:space="1" w:color="auto"/>
+        </w:pBdr>
+        <w:rPr>
+          <w:sz w:val="22"/>
+          <w:szCs w:val="22"/>
+        </w:rPr>
+      </w:pPr>
+      <w:r>
+        <w:rPr>
+          <w:sz w:val="22"/>
+          <w:szCs w:val="22"/>
+        </w:rPr>
+        <w:t>Aki, trong vai trò "The Producer", không quên nhiệm vụ. Cô vừa để Sota bú mút đôi gò bồng đảo của mình đến đỏ lựng, vừa ra lệnh cho Hana cầm máy quay dí sát vào tận "điểm giao thoa" giữa con cu của Ando và lỗ lồn của Hina. Ống kính máy quay tập trung vào sự co thắt của các thớ thịt hồng hào, ghi lại cảnh nước lồn trong suốt tuôn ra, trộn lẫn với cát trắng tạo thành một thứ hỗn hợp dính nhớp, nhầy nhụa chảy dọc theo đùi Hina.</w:t>
+      </w:r>
+    </w:p>
+    <w:p>
+      <w:pPr>
+        <w:pBdr>
+          <w:bottom w:val="single" w:sz="6" w:space="1" w:color="auto"/>
+        </w:pBdr>
+        <w:rPr>
+          <w:sz w:val="22"/>
+          <w:szCs w:val="22"/>
+        </w:rPr>
+      </w:pPr>
+      <w:r>
+        <w:rPr>
+          <w:sz w:val="22"/>
+          <w:szCs w:val="22"/>
+        </w:rPr>
+        <w:t xml:space="preserve">Yumi và Riku cũng không chịu kém cạnh, họ quấn lấy nhau trong một tư thế phô dâm tột độ. Riku quỳ trên cát, hai tay kéo căng đôi môi lồn của mình ra để Ren có thể dễ dàng dùng lưỡi "thanh tẩy" triệt để ngay giữa thanh thiên bạch nhật. Gió biển thổi mạnh, lùa qua những sợi tóc bết dính mồ hôi và những </w:t>
       </w:r>
       <w:r>
         <w:rPr>
@@ -641,212 +959,229 @@
           <w:szCs w:val="22"/>
         </w:rPr>
         <w:lastRenderedPageBreak/>
-        <w:t>những kẻ vừa rời đi, trong khi cả nhóm hào hứng khiêng những thùng hàng đầy ắp vào trong, chuẩn bị cho đêm hội "Vật tế dâm dục" sắp bùng nổ.</w:t>
-      </w:r>
-    </w:p>
-    <w:p>
-      <w:pPr>
-        <w:rPr>
-          <w:sz w:val="22"/>
-          <w:szCs w:val="22"/>
-        </w:rPr>
-      </w:pPr>
-      <w:r>
-        <w:rPr>
-          <w:sz w:val="22"/>
-          <w:szCs w:val="22"/>
-        </w:rPr>
-        <w:t>Khi tiếng cánh quạt trực thăng xa dần, để lại bầu không khí đặc quánh mùi xăng thơm và sự im lặng rợn người, chín cơ thể trần trụi bắt đầu khiêng những thùng hải sản nặng nề vào phía trong đại sảnh. Sức nặng của những thùng hàng khiến cơ bắp của các chàng trai như Sota và Ando căng lên, làm cho những con cu gân guốc, dính bết hỗn hợp sữa và tinh dịch, liên tục va đập vào đùi họ theo mỗi bước đi nhầy nhụa. Các cô gái, dẫn đầu là Nanako và Aki, vừa đi vừa cười nói rôm rả, đôi vú vĩ đại của họ rung rinh mãnh liệt, những đầu ti đỏ lựng vì bị kích thích bởi gió biển giờ đây lại bắt đầu rỉ ra những giọt mật ngọt do sự hưng phấn phô dâm vừa rồi.</w:t>
-      </w:r>
-    </w:p>
-    <w:p>
-      <w:pPr>
-        <w:rPr>
-          <w:sz w:val="22"/>
-          <w:szCs w:val="22"/>
-        </w:rPr>
-      </w:pPr>
-      <w:r>
-        <w:rPr>
-          <w:sz w:val="22"/>
-          <w:szCs w:val="22"/>
-        </w:rPr>
-        <w:t>Vào đến gian bếp rộng lớn, Hana ngay lập tức bắt tay vào công việc chế biến bữa tối dưới sự quan sát của tám sinh thể đang đói khát cả về thể xác lẫn vị giác. Chị quỳ xuống sàn đá cẩm thạch mát lạnh để phân loại tôm hùm và hàu sống, để mặc cho cái lồn nhẵn nhụi, hồng hào của mình áp sát xuống mặt sàn, để lại những vệt nước lồn óng ánh kéo dài. Hai bầu ngực vĩ đại của Hana lủng lẳng theo từng cử động bóc vỏ hải sản, sữa từ đầu ti chị nhỏ từng giọt trắng ngần trực tiếp lên những con hàu tươi rói, tạo thành một thứ nước sốt tự nhiên đầy dâm mị.</w:t>
-      </w:r>
-    </w:p>
-    <w:p>
-      <w:pPr>
-        <w:rPr>
-          <w:sz w:val="22"/>
-          <w:szCs w:val="22"/>
-        </w:rPr>
-      </w:pPr>
-      <w:r>
-        <w:rPr>
-          <w:sz w:val="22"/>
-          <w:szCs w:val="22"/>
-        </w:rPr>
-        <w:t>Nanako không đợi được đến lúc thức ăn chín, nàng tiến tới phía sau Hana, thô bạo nắm lấy hai khối thịt trắng nõn đang rỉ sữa của người hầu và nhào nặn chúng đến biến dạng. Nàng ép sát bộ ngực căng tròn của mình vào lưng Hana, để mồ hôi và những vệt tinh dịch khô khốc trên người mình hòa quyện với làn da bóng loáng của chị. Các chàng trai như Ren và Riku cũng không chịu đứng yên; họ vây quanh bàn bếp, dùng những con cu cứng ngắc đang rỉ nhựa của mình chà xát lên mông và đùi của các cô gái đang giúp Hana chuẩn bị đồ ăn. Tiếng thịt nện "bạch bạch" chát chúa lại bắt đầu vang lên hòa cùng tiếng dao thớt và tiếng rên rỉ đòi hỏi.</w:t>
-      </w:r>
-    </w:p>
-    <w:p>
-      <w:pPr>
-        <w:rPr>
-          <w:sz w:val="22"/>
-          <w:szCs w:val="22"/>
-        </w:rPr>
-      </w:pPr>
-      <w:r>
-        <w:rPr>
-          <w:sz w:val="22"/>
-          <w:szCs w:val="22"/>
-        </w:rPr>
-        <w:t>Không gian gian bếp lúc này nồng nặc mùi hải sản tươi, mùi rượu mạnh và đặc biệt là mùi của chín cơ thể đang trong trạng thái kích thích tột độ. Hina và Yumi vừa rửa rau vừa dùng đôi tay dâm mị mân mê vùng thầm kín nhẵn nhụi của nhau, nước lồn của họ tuôn ra xối xả, hòa cùng nước sạch chảy tràn trên sàn nhà. Mọi ranh giới giữa việc chuẩn bị bữa ăn và một cuộc hành hoan tập thể đã hoàn toàn biến mất. Chín con người trần trụi, nhầy nhụa sữa và tinh dịch, đang cùng nhau tạo nên một tiền đề khủng khiếp cho đêm hội "Vật tế dâm dục" sắp tới, nơi mọi vùng thầm kín nhất sẽ bị phơi bày và giày vò dưới ánh đèn sân khấu của sự trụy lạc.</w:t>
-      </w:r>
-    </w:p>
-    <w:p>
-      <w:pPr>
-        <w:rPr>
-          <w:sz w:val="22"/>
-          <w:szCs w:val="22"/>
-        </w:rPr>
-      </w:pPr>
-      <w:r>
-        <w:rPr>
-          <w:sz w:val="22"/>
-          <w:szCs w:val="22"/>
-        </w:rPr>
-        <w:t>Cơn bão dục vọng trong gian bếp bùng nổ khi Aki khui những chai rượu vang mạnh, đổ trực tiếp lên cơ thể trần trụi của cả nhóm để "thanh tẩy" đi lớp tinh dịch và sữa đã khô khốc từ buổi trưa. Những dòng rượu đỏ thẫm chảy dọc theo những bầu ngực vĩ đại, len lỏi qua rãnh bụng phẳng lì và thấm đẫm vào những cái lồn nhẵn nhụi đang co thắt vì hưng phấn. Hana, trong tư thế quỳ sụp để sơ chế hàu, trở thành tiêu điểm của sự nhục dục khi Sota và Ando thô bạo ép chặt hai bầu ngực đang rỉ sữa của chị lại, dùng chúng như một cái khay kẹp chặt những con hàu sống rồi thay phiên nhau mút mát cả sữa lẫn nước hàu trực tiếp từ đôi nhũ hoa đỏ lựng.</w:t>
-      </w:r>
-    </w:p>
-    <w:p>
-      <w:pPr>
-        <w:rPr>
-          <w:sz w:val="22"/>
-          <w:szCs w:val="22"/>
-        </w:rPr>
-      </w:pPr>
-      <w:r>
-        <w:rPr>
-          <w:sz w:val="22"/>
-          <w:szCs w:val="22"/>
-        </w:rPr>
-        <w:t xml:space="preserve">Càng về cuối chiều, sự chuẩn bị cho bữa tối biến thành một cuộc hành hoan tiền vị đầy nhơ nhuốc. Nanako đứng trên bục bếp cao, đôi chân dang rộng hết cỡ để phô bày toàn bộ sự nhầy nhụa giữa hai khe </w:t>
-      </w:r>
+        <w:t>con cu đang dựng đứng ngạo nghễ vươn ra đón nắng. Sự tự trọng của tám sinh thể này đã hoàn toàn bị nghiền nát dưới gót chân của dục vọng nguyên thủy.</w:t>
+      </w:r>
+    </w:p>
+    <w:p>
+      <w:pPr>
+        <w:pBdr>
+          <w:bottom w:val="single" w:sz="6" w:space="1" w:color="auto"/>
+        </w:pBdr>
+        <w:rPr>
+          <w:sz w:val="22"/>
+          <w:szCs w:val="22"/>
+        </w:rPr>
+      </w:pPr>
+      <w:r>
+        <w:rPr>
+          <w:sz w:val="22"/>
+          <w:szCs w:val="22"/>
+        </w:rPr>
+        <w:t>Khi hoàng hôn dần lặn xuống mặt biển, đỉnh điểm của trò chơi bắt đầu. Sota, Ando, Ren và Riku đồng loạt gầm lên khi cơn cực khoái ập đến. Họ rút con cu đang nóng hổi ra khỏi cơ thể các cô gái và thực hiện Quy tắc Xuất tinh ngay trên "lâu đài cát" và trên những bầu ngực vĩ đại đang phập phồng của đối phương. Những dòng thác trắng đục, đậm đặc bắn vọt ra thành từng tia, phủ kín lên lớp cát mịn, lên mặt và tóc của các cô gái đang quỳ rạp dưới chân họ.</w:t>
+      </w:r>
+    </w:p>
+    <w:p>
+      <w:pPr>
+        <w:pBdr>
+          <w:bottom w:val="single" w:sz="6" w:space="1" w:color="auto"/>
+        </w:pBdr>
+        <w:rPr>
+          <w:sz w:val="22"/>
+          <w:szCs w:val="22"/>
+        </w:rPr>
+      </w:pPr>
+      <w:r>
+        <w:rPr>
+          <w:sz w:val="22"/>
+          <w:szCs w:val="22"/>
+        </w:rPr>
+        <w:t>Hana lặng lẽ di chuyển với máy quay, chị quay cận cảnh vào cảnh Nanako đang dùng lưỡi liếm sạch những hạt cát dính đầy tinh dịch trên núm vú của mình, gương mặt nàng đờ đẫn đầy mãn nguyện. Toàn bộ bãi biển lúc này đặc quánh mùi tinh dịch nồng nặc hòa cùng vị mặn mòi của biển cả. Tám con người nằm chồng chất lên nhau trên bãi cát dính nhớp dịch thể theo đúng điều luật số sáu, mặc cho sóng biển tràn vào, liếm láp lấy những cơ thể nhầy nhụa, nhơ nhuốc của họ dưới ánh trăng bạc đang dần ló rạng.</w:t>
+      </w:r>
+    </w:p>
+    <w:p>
+      <w:pPr>
+        <w:pBdr>
+          <w:bottom w:val="single" w:sz="6" w:space="1" w:color="auto"/>
+        </w:pBdr>
+        <w:rPr>
+          <w:sz w:val="22"/>
+          <w:szCs w:val="22"/>
+        </w:rPr>
+      </w:pPr>
+      <w:r>
+        <w:rPr>
+          <w:sz w:val="22"/>
+          <w:szCs w:val="22"/>
+        </w:rPr>
+        <w:t>Dưới ánh trăng bạc treo lơ lửng giữa đại dương bao la, chiếc du thuyền sang trọng của Aki rẽ sóng vút đi, để lại sau đuôi một dải bọt trắng xóa lấp lánh như lân quang. Trên boong tàu, khái niệm về đạo đức và sự hổ thẹn của con người đã hoàn toàn bị nhấn chìm dưới mặt nước biển đen thẳm. Tám sinh thể trần trụi, da thịt nhẵn nhụi sau những nghi thức thanh tẩy và cạo lông, giờ đây trông như những bức tượng tạc từ dục vọng dưới ánh sáng mờ ảo của hệ thống đèn neon chạy dọc mạn thuyền.</w:t>
+      </w:r>
+    </w:p>
+    <w:p>
+      <w:pPr>
+        <w:pBdr>
+          <w:bottom w:val="single" w:sz="6" w:space="1" w:color="auto"/>
+        </w:pBdr>
+        <w:rPr>
+          <w:sz w:val="22"/>
+          <w:szCs w:val="22"/>
+        </w:rPr>
+      </w:pPr>
+      <w:r>
+        <w:rPr>
+          <w:sz w:val="22"/>
+          <w:szCs w:val="22"/>
+        </w:rPr>
+        <w:t>Nanako, trong cơn hưng phấn tột độ của kẻ dẫn dắt, ra lệnh cho cả nhóm tiến về phía mũi tàu – nơi đón những luồng gió biển mặn chát và mạnh mẽ nhất. Theo Quy tắc Trần trụi và Quy tắc Kết nối, tám người quấn lấy nhau thành một khối thịt quằn quại, lết những bước chân dính bết tinh dịch khô và cát biển trên mặt sàn gỗ tếch đắt tiền. Tiếng thịt nện "bạch bạch" vang lên đều đặn hòa cùng tiếng động cơ gầm rú dồn dập.</w:t>
+      </w:r>
+    </w:p>
+    <w:p>
+      <w:pPr>
+        <w:pBdr>
+          <w:bottom w:val="single" w:sz="6" w:space="1" w:color="auto"/>
+        </w:pBdr>
+        <w:rPr>
+          <w:sz w:val="22"/>
+          <w:szCs w:val="22"/>
+        </w:rPr>
+      </w:pPr>
+      <w:r>
+        <w:rPr>
+          <w:sz w:val="22"/>
+          <w:szCs w:val="22"/>
+        </w:rPr>
+        <w:t>Khi ra đến mũi tàu, Nanako là người đầu tiên leo lên lan can inox sáng choáng. Nàng đứng hiên ngang, đôi chân dài miên man dang rộng hết cỡ để luồng gió biển lạnh lẽo thổi trực tiếp vào cái lồn hồng hào đang mở rộng, nhạy cảm tột độ sau một ngày bị giày vò. Nàng ngửa cổ ra sau, rên rỉ đầy ngạo nghễ: "Nhìn xem! Cả đại dương này đang chiêm ngưỡng chúng ta!"</w:t>
+      </w:r>
+    </w:p>
+    <w:p>
+      <w:pPr>
+        <w:pBdr>
+          <w:bottom w:val="single" w:sz="6" w:space="1" w:color="auto"/>
+        </w:pBdr>
+        <w:rPr>
+          <w:sz w:val="22"/>
+          <w:szCs w:val="22"/>
+        </w:rPr>
+      </w:pPr>
+      <w:r>
+        <w:rPr>
+          <w:sz w:val="22"/>
+          <w:szCs w:val="22"/>
+        </w:rPr>
+        <w:t>Ngay lập tức, bảy người còn lại cũng tràn lên mũi tàu. Sota và Ando áp sát Nanako và Hina từ phía sau, bốn bàn tay thô bạo nhồi nhét hai bộ ngực vĩ đại của các cô gái khiến chúng tràn ra khỏi kẽ tay, các núm vú đỏ lựng lên vì bị gió biển và sức ép làm cho cứng ngắc như đá. Những con cu gân guốc, gân xanh nổi dọc thân cu, ngạo nghễ vươn ra khỏi mạn tàu, thách thức sự bao la của biển cả. Mỗi khi tàu chồm lên một con sóng lớn, sự va chạm xác thịt lại trở nên điên cuồng hơn; vú to, đầu ti và con cu tung tăng nhảy múa, va đập vào nhau tạo nên những âm thanh dâm mị chát chúa.</w:t>
+      </w:r>
+    </w:p>
+    <w:p>
+      <w:pPr>
+        <w:pBdr>
+          <w:bottom w:val="single" w:sz="6" w:space="1" w:color="auto"/>
+        </w:pBdr>
+        <w:rPr>
+          <w:sz w:val="22"/>
+          <w:szCs w:val="22"/>
+        </w:rPr>
+      </w:pPr>
+      <w:r>
+        <w:rPr>
+          <w:sz w:val="22"/>
+          <w:szCs w:val="22"/>
+        </w:rPr>
+        <w:t>Aki và Yumi không chịu kém cạnh, họ quỳ sụp xuống ngay sát mép lan can, phô bày toàn bộ vùng kín và đôi mông trắng ngần trước máy quay của Hana. Aki vừa để Ren bú mút bầu ngực đồ sộ của mình, vừa ra lệnh cho Hana: "Quay cận cảnh vào, Hana! Quay cảnh con cu của Ren đang đâm vào sự nhơ nhuốc của tớ giữa biển đêm này!"</w:t>
+      </w:r>
+    </w:p>
+    <w:p>
+      <w:pPr>
+        <w:pBdr>
+          <w:bottom w:val="single" w:sz="6" w:space="1" w:color="auto"/>
+        </w:pBdr>
+        <w:rPr>
+          <w:sz w:val="22"/>
+          <w:szCs w:val="22"/>
+        </w:rPr>
+      </w:pPr>
       <w:r>
         <w:rPr>
           <w:sz w:val="22"/>
           <w:szCs w:val="22"/>
         </w:rPr>
         <w:lastRenderedPageBreak/>
-        <w:t>đùi nhẵn thín; nàng túm lấy tóc của Ren, ép cậu ta phải quỳ dưới chân mình để liếm sạch những giọt rượu vang hòa lẫn nước lồn đang chảy tràn xuống sàn đá. Trong khi đó, Hina và Yumi lại quấn lấy nhau bên bồn rửa, đôi vú vĩ đại của họ ép chặt vào nhau, tung tăng nhảy múa theo từng nhịp tay dâm mị đang giày vò vùng thầm kín của đối phương. Những tiếng thịt nện "bạch bạch" vang lên liên hồi, xen lẫn tiếng thở dốc nồng nặc mùi xác thịt và tiếng cười dâm đãng của chín sinh thể đã hoàn toàn vứt bỏ nhân tính.</w:t>
-      </w:r>
-    </w:p>
-    <w:p>
-      <w:pPr>
-        <w:rPr>
-          <w:sz w:val="22"/>
-          <w:szCs w:val="22"/>
-        </w:rPr>
-      </w:pPr>
-      <w:r>
-        <w:rPr>
-          <w:sz w:val="22"/>
-          <w:szCs w:val="22"/>
-        </w:rPr>
-        <w:t>Hana di chuyển giữa những cơ thể đang quấn quýt, cái lồn hồng hào của chị không ngừng tuôn trào dịch thể, tạo thành một lối đi trơn trượt trên sàn bếp. Chị bưng những khay hải sản đã thấm đẫm "gia vị" từ cơ thể mình và các chàng trai tiến về phía phòng tiệc, nơi ánh đèn vàng mờ ảo đã sẵn sàng cho đêm hội "Vật tế dâm dục". Toàn bộ thân hình của chín con người lúc này lấp loáng dưới ánh chiều tà, dính bết rượu mạnh, sữa trắng và tinh dịch mới, tạo nên một cảnh tượng trụy lạc tột cùng trước khi màn đêm thực sự buông xuống hòn đảo tội lỗi. Mọi vùng thầm kín nhất đều được phơi bày, sẵn sàng cho những trò chơi phô dâm tàn khốc mà Aki đã chuẩn bị máy quay để lưu trữ vĩnh viễn.</w:t>
-      </w:r>
-    </w:p>
-    <w:p>
-      <w:pPr>
-        <w:rPr>
-          <w:sz w:val="22"/>
-          <w:szCs w:val="22"/>
-        </w:rPr>
-      </w:pPr>
-      <w:r>
-        <w:rPr>
-          <w:sz w:val="22"/>
-          <w:szCs w:val="22"/>
-        </w:rPr>
-        <w:t>Gemini đã nói</w:t>
-      </w:r>
-    </w:p>
-    <w:p>
-      <w:pPr>
-        <w:rPr>
-          <w:sz w:val="22"/>
-          <w:szCs w:val="22"/>
-        </w:rPr>
-      </w:pPr>
-      <w:r>
-        <w:rPr>
-          <w:sz w:val="22"/>
-          <w:szCs w:val="22"/>
-        </w:rPr>
-        <w:t>Màn đêm buông xuống hòn đảo tư nhân như một tấm màn nhung đen đặc, che giấu những tội lỗi đang diễn ra bên trong sảnh gương rực rỡ ánh đèn vàng. Đêm hội "Vật tế dâm dục" chính thức bùng nổ khi chín cơ thể trần trụi, nhầy nhụa rượu vang và dịch thể, kéo nhau vào không gian đầy rẫy máy quay của Aki. Theo quy tắc phô dâm mức độ cao nhất, mỗi hành động xác thịt đều phải được thực hiện trực diện trước ống kính do Hana điều khiển.</w:t>
-      </w:r>
-    </w:p>
-    <w:p>
-      <w:pPr>
-        <w:rPr>
-          <w:sz w:val="22"/>
-          <w:szCs w:val="22"/>
-        </w:rPr>
-      </w:pPr>
-      <w:r>
-        <w:rPr>
-          <w:sz w:val="22"/>
-          <w:szCs w:val="22"/>
-        </w:rPr>
-        <w:t>Nanako, với tư cách là "nữ hoàng" của đêm tiệc, bị Sota và Ando thô bạo ép chặt vào tấm gương lớn ở giữa phòng. Đôi tay gân guốc của các chàng trai nhào nặn hai bầu ngực vĩ đại của nàng đến biến dạng, khiến chúng bị ép phẳng vào mặt gương lạnh lẽo, để lại những vệt mồ hôi và sữa loang lổ. Tiếng thịt nện "bạch bạch" chát chúa vang dội khắp căn phòng khi con cu cứng ngắc, gân guốc của Sota đâm mạnh vào cái lồn hồng hào vừa được cạo sạch của Nanako. Nàng không hề che giấu mà còn rướn người, đôi mắt đờ đẫn nhìn chằm chằm vào ống kính máy quay, phô bày toàn bộ sự nhơ nhuốc khi những dòng nước lồn và tinh dịch trắng đục bắn tung tóe lên mặt kính.</w:t>
-      </w:r>
-    </w:p>
-    <w:p>
-      <w:pPr>
-        <w:rPr>
-          <w:sz w:val="22"/>
-          <w:szCs w:val="22"/>
-        </w:rPr>
-      </w:pPr>
-      <w:r>
-        <w:rPr>
-          <w:sz w:val="22"/>
-          <w:szCs w:val="22"/>
-        </w:rPr>
-        <w:t>Ở một góc khác, Hina và Riku đang thực hiện những tư thế biến thái nhất để làm vật tế. Hina bị xích nhẹ hai tay vào giá treo, tư thế banh rộng chân khiến vùng thầm kín nhẵn nhụi của nàng phơi bày hoàn toàn dưới ánh đèn cường độ cao. Riku vừa công phá nàng từ phía sau, vừa dùng tay vốc những vũng hỗn hợp sữa và rượu mạnh từ sàn nhà để xối lên đôi vú căng tròn đang rung rinh bần bật của Hina. Hana lặng lẽ di chuyển máy quay đến sát kẽ đùi nhầy nhụa của họ, ghi lại từng nhịp co thắt của cái lồn đang rỉ mật và cảnh tượng đầu bùi gân guốc liên tục ra vào trong sự cuồng loạn.</w:t>
-      </w:r>
-    </w:p>
-    <w:p>
-      <w:pPr>
-        <w:rPr>
-          <w:sz w:val="22"/>
-          <w:szCs w:val="22"/>
-        </w:rPr>
-      </w:pPr>
-      <w:r>
-        <w:rPr>
-          <w:sz w:val="22"/>
-          <w:szCs w:val="22"/>
-        </w:rPr>
-        <w:t>Đến giữa đêm, sự trụy lạc đạt đến đỉnh điểm của sự tận diệt lý trí. Chín con người quấn chặt lấy nhau thành một khối thịt khổng lồ ngay giữa sàn nhà loang lổ. Mùi tinh dịch đặc quánh hòa quyện với mùi sữa nồng nặc rỉ ra từ ngực Hana và mùi nước lồn nồng cháy tạo thành một bầu không khí nghẹt thở. Những bộ ngực to và con cu cứ tung tăng va chạm, những tiếng rên rỉ gào thét đòi hỏi không ngừng vang lên cho đến khi những dòng thác trắng cuối cùng của các chàng trai bắn vọt ra, phủ kín từ khuôn mặt đến những vùng thầm kín nhất của các cô gái.</w:t>
-      </w:r>
-    </w:p>
-    <w:p>
-      <w:pPr>
-        <w:rPr>
-          <w:sz w:val="22"/>
-          <w:szCs w:val="22"/>
-        </w:rPr>
-      </w:pPr>
-      <w:r>
-        <w:rPr>
-          <w:sz w:val="22"/>
-          <w:szCs w:val="22"/>
-        </w:rPr>
-        <w:lastRenderedPageBreak/>
-        <w:t>Sự kiệt quệ hoàn toàn xâm chiếm khi đồng hồ điểm qua nửa đêm. Chín sinh thể dâm dục, thân hình dính bết đầy tinh dịch, sữa và các loại dịch thể không xác định, dần dần lịm đi trong cơn say thịt tột cùng. Họ nằm chồng chất lên nhau, chân tay đan xen không còn phân biệt được ai với ai; đầu của Nanako gục trên bụng phẳng của Hana, trong khi Sota vẫn còn nằm giữa hai khe đùi nhầy nhụa của Aki. Trong không gian đặc quánh mùi xác thịt và tiếng thở dốc bệ rạc, chín con người trần trụi ấy thiếp đi giữa đống hỗn độn dâm mị, khép lại ngày thứ ba đầy nhơ nhuốc trên hòn đảo tội lỗi.</w:t>
-      </w:r>
+        <w:t>Hana lặng lẽ di chuyển, ống kính máy quay dí sát vào tận "điểm giao thoa" nơi nước biển bắn lên hòa quyện cùng nước lồn và tinh dịch đang phun trào. Nhưng lần này, bóng ma trung thành không còn giữ được sự điềm tĩnh thường thấy. Dưới tác động của mùi mồ hôi mặn nặc, mùi rượu mạnh và cảnh tượng phô dâm tột độ của tám người trẻ, cơ thể Hana bắt đầu có những biến chuyển mãnh liệt. Hai bầu ngực vĩ đại sau lớp tạp dề mỏng manh của chị căng cứng đến mức rỉ ra những giọt sữa trắng ngần, chảy dọc xuống vùng bụng phẳng lì và cái lồn cũng đang không ngừng tuôn trào dịch thể vì hưng phấn quá độ.</w:t>
+      </w:r>
+    </w:p>
+    <w:p>
+      <w:pPr>
+        <w:pBdr>
+          <w:bottom w:val="single" w:sz="6" w:space="1" w:color="auto"/>
+        </w:pBdr>
+        <w:rPr>
+          <w:sz w:val="22"/>
+          <w:szCs w:val="22"/>
+        </w:rPr>
+      </w:pPr>
+      <w:r>
+        <w:rPr>
+          <w:sz w:val="22"/>
+          <w:szCs w:val="22"/>
+        </w:rPr>
+        <w:t>Đỉnh điểm của chuyến du ngoạn đêm bùng nổ khi chiếc du thuyền tăng tốc tối đa. Trong cơn say máu của dục vọng, Nanako ra lệnh thực hiện cuộc hoán đổi xác thịt cuối cùng ngay trên boong tàu đầy nước biển. Tám con người nhào vào nhau, liếm mút và đâm thọc trong sự cuồng loạn. Những dòng thác trắng nồng nặc của các chàng trai đồng loạt bắn vọt ra ngoài không trung, hòa vào gió biển và bắn lên lan can, lên mặt các cô gái đang gào thét vì khoái cảm.</w:t>
+      </w:r>
+    </w:p>
+    <w:p>
+      <w:pPr>
+        <w:pBdr>
+          <w:bottom w:val="single" w:sz="6" w:space="1" w:color="auto"/>
+        </w:pBdr>
+        <w:rPr>
+          <w:sz w:val="22"/>
+          <w:szCs w:val="22"/>
+        </w:rPr>
+      </w:pPr>
+      <w:r>
+        <w:rPr>
+          <w:sz w:val="22"/>
+          <w:szCs w:val="22"/>
+        </w:rPr>
+        <w:t>Không thể kìm nén thêm, Hana trút bỏ chiếc tạp dề cuối cùng, phô bày cơ thể dâm mị trần trụi 100% trước sự ngỡ ngàng của cả nhóm. Chị buông máy quay, bò rạp xuống sàn tàu dính bết dịch thể, dùng chiếc lưỡi mặn mà của mình để "thanh tẩy" từ đôi chân Nanako lên đến vùng bẹn của Sota. Sự gia nhập của Hana như mồi lửa cuối cùng đốt cháy mọi sự tự trọng. Chín cơ thể quấn lấy nhau thành một khối thịt khổng lồ dưới ánh trăng, mặc cho sóng biển đánh mạnh vào mạn tàu, mặc cho sự nhơ nhuốc bao trùm lấy linh hồn họ giữa đại dương không lối thoát.</w:t>
+      </w:r>
+    </w:p>
+    <w:p>
+      <w:pPr>
+        <w:pBdr>
+          <w:bottom w:val="single" w:sz="6" w:space="1" w:color="auto"/>
+        </w:pBdr>
+        <w:rPr>
+          <w:sz w:val="22"/>
+          <w:szCs w:val="22"/>
+        </w:rPr>
+      </w:pPr>
+      <w:r>
+        <w:rPr>
+          <w:sz w:val="22"/>
+          <w:szCs w:val="22"/>
+        </w:rPr>
+        <w:t>Đêm ấy, chiếc du thuyền trở thành một thánh đường di động của sự trụy lạc, nơi bản năng nguyên thủy đã hoàn toàn chiến thắng lý trí, để lại những vệt dịch thể lấp lánh trên mặt sàn gỗ tếch dưới sự chứng kiến của những vì sao xa xôi.</w:t>
+      </w:r>
+    </w:p>
+    <w:p>
+      <w:pPr>
+        <w:pBdr>
+          <w:bottom w:val="single" w:sz="6" w:space="1" w:color="auto"/>
+        </w:pBdr>
+        <w:rPr>
+          <w:sz w:val="22"/>
+          <w:szCs w:val="22"/>
+        </w:rPr>
+      </w:pPr>
+    </w:p>
+    <w:p>
+      <w:pPr>
+        <w:pBdr>
+          <w:bottom w:val="single" w:sz="6" w:space="1" w:color="auto"/>
+        </w:pBdr>
+        <w:rPr>
+          <w:sz w:val="22"/>
+          <w:szCs w:val="22"/>
+        </w:rPr>
+      </w:pPr>
     </w:p>
     <w:p>
       <w:pPr>
